--- a/lessons/6-8/downloads/reveal/6.8-session-2-practice-form-b.docx
+++ b/lessons/6-8/downloads/reveal/6.8-session-2-practice-form-b.docx
@@ -15,7 +15,7 @@
         <w:rPr>
           <w:rFonts w:ascii="Avenir Next" w:hAnsi="Avenir Next" w:cs="Avenir Next" w:eastAsia="Avenir Next"/>
           <w:color w:val="1A1A1A"/>
-          <w:sz w:val="20"/>
+          <w:sz w:val="22"/>
           <w:szCs w:val="20"/>
         </w:rPr>
         <w:t xml:space="preserve">Name</w:t>
@@ -33,7 +33,7 @@
         <w:rPr>
           <w:rFonts w:ascii="Avenir Next" w:hAnsi="Avenir Next" w:cs="Avenir Next" w:eastAsia="Avenir Next"/>
           <w:color w:val="1A1A1A"/>
-          <w:sz w:val="20"/>
+          <w:sz w:val="22"/>
           <w:szCs w:val="20"/>
         </w:rPr>
         <w:t xml:space="preserve">   Date</w:t>
@@ -51,7 +51,7 @@
         <w:rPr>
           <w:rFonts w:ascii="Avenir Next" w:hAnsi="Avenir Next" w:cs="Avenir Next" w:eastAsia="Avenir Next"/>
           <w:color w:val="1A1A1A"/>
-          <w:sz w:val="20"/>
+          <w:sz w:val="22"/>
           <w:szCs w:val="20"/>
         </w:rPr>
         <w:t xml:space="preserve">   Period</w:t>
@@ -78,7 +78,7 @@
           <w:caps/>
           <w:color w:val="003A70"/>
           <w:spacing w:val="12"/>
-          <w:sz w:val="19"/>
+          <w:sz w:val="22"/>
           <w:szCs w:val="19"/>
         </w:rPr>
         <w:t xml:space="preserve">Lesson 6-8  ·  Session 2  ·  Practice  ·  Form B</w:t>
@@ -86,6 +86,7 @@
     </w:p>
     <w:p>
       <w:pPr>
+        <w:pStyle w:val="Heading1"/>
         <w:keepNext/>
         <w:spacing w:before="0" w:after="10" w:line="240" w:lineRule="auto"/>
       </w:pPr>
@@ -111,7 +112,7 @@
         <w:rPr>
           <w:rFonts w:ascii="Avenir Next" w:hAnsi="Avenir Next" w:cs="Avenir Next" w:eastAsia="Avenir Next"/>
           <w:color w:val="5A5F66"/>
-          <w:sz w:val="17"/>
+          <w:sz w:val="22"/>
           <w:szCs w:val="17"/>
         </w:rPr>
         <w:t xml:space="preserve">Learning target — I can expand an expression and factor one using the greatest common factor.</w:t>
@@ -128,7 +129,7 @@
     </w:p>
     <w:p>
       <w:pPr>
-        <w:spacing w:before="0" w:after="0" w:line="60" w:lineRule="auto"/>
+        <w:spacing w:before="0" w:after="0" w:line="50" w:lineRule="exact"/>
       </w:pPr>
     </w:p>
     <w:tbl>
@@ -167,6 +168,7 @@
           </w:tcPr>
           <w:p>
             <w:pPr>
+              <w:pStyle w:val="Heading2"/>
               <w:spacing w:before="0" w:after="40" w:line="264" w:lineRule="auto"/>
             </w:pPr>
             <w:r>
@@ -194,54 +196,73 @@
                 <w:rFonts w:ascii="Avenir Next" w:hAnsi="Avenir Next" w:cs="Avenir Next" w:eastAsia="Avenir Next"/>
                 <w:b/>
                 <w:color w:val="003A70"/>
+                <w:sz w:val="22"/>
+                <w:szCs w:val="18"/>
+              </w:rPr>
+              <w:t xml:space="preserve">•</w:t>
+            </w:r>
+            <w:r>
+              <w:rPr>
+                <w:rFonts w:ascii="Avenir Next" w:hAnsi="Avenir Next" w:cs="Avenir Next" w:eastAsia="Avenir Next"/>
+                <w:color w:val="1A1A1A"/>
                 <w:sz w:val="18"/>
                 <w:szCs w:val="18"/>
               </w:rPr>
-              <w:t xml:space="preserve">•</w:t>
-            </w:r>
-            <w:r>
-              <w:rPr>
-                <w:rFonts w:ascii="Avenir Next" w:hAnsi="Avenir Next" w:cs="Avenir Next" w:eastAsia="Avenir Next"/>
-                <w:color w:val="1A1A1A"/>
-                <w:sz w:val="18"/>
+              <w:tab/>
+            </w:r>
+            <w:r>
+              <w:rPr>
+                <w:rFonts w:ascii="Avenir Next" w:hAnsi="Avenir Next" w:cs="Avenir Next" w:eastAsia="Avenir Next"/>
+                <w:color w:val="1A1A1A"/>
+                <w:sz w:val="22"/>
                 <w:szCs w:val="18"/>
               </w:rPr>
-              <w:tab/>
-            </w:r>
-            <w:r>
-              <w:rPr>
-                <w:rFonts w:ascii="Avenir Next" w:hAnsi="Avenir Next" w:cs="Avenir Next" w:eastAsia="Avenir Next"/>
-                <w:color w:val="1A1A1A"/>
-                <w:sz w:val="18"/>
+              <w:t xml:space="preserve">To </w:t>
+            </w:r>
+            <w:r>
+              <w:rPr>
+                <w:rFonts w:ascii="Avenir Next" w:hAnsi="Avenir Next" w:cs="Avenir Next" w:eastAsia="Avenir Next"/>
+                <w:b/>
+                <w:color w:val="1A1A1A"/>
+                <w:sz w:val="22"/>
                 <w:szCs w:val="18"/>
               </w:rPr>
-              <w:t xml:space="preserve">To </w:t>
-            </w:r>
-            <w:r>
-              <w:rPr>
-                <w:rFonts w:ascii="Avenir Next" w:hAnsi="Avenir Next" w:cs="Avenir Next" w:eastAsia="Avenir Next"/>
-                <w:b/>
-                <w:color w:val="1A1A1A"/>
-                <w:sz w:val="18"/>
+              <w:t xml:space="preserve">expand</w:t>
+            </w:r>
+            <w:r>
+              <w:rPr>
+                <w:rFonts w:ascii="Avenir Next" w:hAnsi="Avenir Next" w:cs="Avenir Next" w:eastAsia="Avenir Next"/>
+                <w:color w:val="1A1A1A"/>
+                <w:sz w:val="22"/>
                 <w:szCs w:val="18"/>
               </w:rPr>
-              <w:t xml:space="preserve">expand</w:t>
-            </w:r>
-            <w:r>
-              <w:rPr>
-                <w:rFonts w:ascii="Avenir Next" w:hAnsi="Avenir Next" w:cs="Avenir Next" w:eastAsia="Avenir Next"/>
-                <w:color w:val="1A1A1A"/>
-                <w:sz w:val="18"/>
+              <w:t xml:space="preserve">, multiply the outside number by each term inside: 3(2</w:t>
+            </w:r>
+            <w:r>
+              <w:rPr>
+                <w:rFonts w:ascii="Avenir Next" w:hAnsi="Avenir Next" w:cs="Avenir Next" w:eastAsia="Avenir Next"/>
+                <w:i/>
+                <w:color w:val="1A1A1A"/>
+                <w:sz w:val="22"/>
                 <w:szCs w:val="18"/>
               </w:rPr>
-              <w:t xml:space="preserve">, multiply the outside number by each term inside: 3(2</w:t>
+              <w:t xml:space="preserve">x</w:t>
+            </w:r>
+            <w:r>
+              <w:rPr>
+                <w:rFonts w:ascii="Avenir Next" w:hAnsi="Avenir Next" w:cs="Avenir Next" w:eastAsia="Avenir Next"/>
+                <w:color w:val="1A1A1A"/>
+                <w:sz w:val="22"/>
+                <w:szCs w:val="18"/>
+              </w:rPr>
+              <w:t xml:space="preserve"> + 5) = 6</w:t>
             </w:r>
             <w:r>
               <w:rPr>
                 <w:rFonts w:ascii="Avenir Next" w:hAnsi="Avenir Next" w:cs="Avenir Next" w:eastAsia="Avenir Next"/>
                 <w:i/>
                 <w:color w:val="1A1A1A"/>
-                <w:sz w:val="18"/>
+                <w:sz w:val="22"/>
                 <w:szCs w:val="18"/>
               </w:rPr>
               <w:t xml:space="preserve">x</w:t>
@@ -250,26 +271,7 @@
               <w:rPr>
                 <w:rFonts w:ascii="Avenir Next" w:hAnsi="Avenir Next" w:cs="Avenir Next" w:eastAsia="Avenir Next"/>
                 <w:color w:val="1A1A1A"/>
-                <w:sz w:val="18"/>
-                <w:szCs w:val="18"/>
-              </w:rPr>
-              <w:t xml:space="preserve"> + 5) = 6</w:t>
-            </w:r>
-            <w:r>
-              <w:rPr>
-                <w:rFonts w:ascii="Avenir Next" w:hAnsi="Avenir Next" w:cs="Avenir Next" w:eastAsia="Avenir Next"/>
-                <w:i/>
-                <w:color w:val="1A1A1A"/>
-                <w:sz w:val="18"/>
-                <w:szCs w:val="18"/>
-              </w:rPr>
-              <w:t xml:space="preserve">x</w:t>
-            </w:r>
-            <w:r>
-              <w:rPr>
-                <w:rFonts w:ascii="Avenir Next" w:hAnsi="Avenir Next" w:cs="Avenir Next" w:eastAsia="Avenir Next"/>
-                <w:color w:val="1A1A1A"/>
-                <w:sz w:val="18"/>
+                <w:sz w:val="22"/>
                 <w:szCs w:val="18"/>
               </w:rPr>
               <w:t xml:space="preserve"> + 15.</w:t>
@@ -288,63 +290,63 @@
                 <w:rFonts w:ascii="Avenir Next" w:hAnsi="Avenir Next" w:cs="Avenir Next" w:eastAsia="Avenir Next"/>
                 <w:b/>
                 <w:color w:val="003A70"/>
+                <w:sz w:val="22"/>
+                <w:szCs w:val="18"/>
+              </w:rPr>
+              <w:t xml:space="preserve">•</w:t>
+            </w:r>
+            <w:r>
+              <w:rPr>
+                <w:rFonts w:ascii="Avenir Next" w:hAnsi="Avenir Next" w:cs="Avenir Next" w:eastAsia="Avenir Next"/>
+                <w:color w:val="1A1A1A"/>
                 <w:sz w:val="18"/>
                 <w:szCs w:val="18"/>
               </w:rPr>
-              <w:t xml:space="preserve">•</w:t>
-            </w:r>
-            <w:r>
-              <w:rPr>
-                <w:rFonts w:ascii="Avenir Next" w:hAnsi="Avenir Next" w:cs="Avenir Next" w:eastAsia="Avenir Next"/>
-                <w:color w:val="1A1A1A"/>
-                <w:sz w:val="18"/>
+              <w:tab/>
+            </w:r>
+            <w:r>
+              <w:rPr>
+                <w:rFonts w:ascii="Avenir Next" w:hAnsi="Avenir Next" w:cs="Avenir Next" w:eastAsia="Avenir Next"/>
+                <w:color w:val="1A1A1A"/>
+                <w:sz w:val="22"/>
                 <w:szCs w:val="18"/>
               </w:rPr>
-              <w:tab/>
-            </w:r>
-            <w:r>
-              <w:rPr>
-                <w:rFonts w:ascii="Avenir Next" w:hAnsi="Avenir Next" w:cs="Avenir Next" w:eastAsia="Avenir Next"/>
-                <w:color w:val="1A1A1A"/>
-                <w:sz w:val="18"/>
+              <w:t xml:space="preserve">To </w:t>
+            </w:r>
+            <w:r>
+              <w:rPr>
+                <w:rFonts w:ascii="Avenir Next" w:hAnsi="Avenir Next" w:cs="Avenir Next" w:eastAsia="Avenir Next"/>
+                <w:b/>
+                <w:color w:val="1A1A1A"/>
+                <w:sz w:val="22"/>
                 <w:szCs w:val="18"/>
               </w:rPr>
-              <w:t xml:space="preserve">To </w:t>
-            </w:r>
-            <w:r>
-              <w:rPr>
-                <w:rFonts w:ascii="Avenir Next" w:hAnsi="Avenir Next" w:cs="Avenir Next" w:eastAsia="Avenir Next"/>
-                <w:b/>
-                <w:color w:val="1A1A1A"/>
-                <w:sz w:val="18"/>
+              <w:t xml:space="preserve">factor</w:t>
+            </w:r>
+            <w:r>
+              <w:rPr>
+                <w:rFonts w:ascii="Avenir Next" w:hAnsi="Avenir Next" w:cs="Avenir Next" w:eastAsia="Avenir Next"/>
+                <w:color w:val="1A1A1A"/>
+                <w:sz w:val="22"/>
                 <w:szCs w:val="18"/>
               </w:rPr>
-              <w:t xml:space="preserve">factor</w:t>
-            </w:r>
-            <w:r>
-              <w:rPr>
-                <w:rFonts w:ascii="Avenir Next" w:hAnsi="Avenir Next" w:cs="Avenir Next" w:eastAsia="Avenir Next"/>
-                <w:color w:val="1A1A1A"/>
-                <w:sz w:val="18"/>
+              <w:t xml:space="preserve">, pull out a number every term shares. Factoring </w:t>
+            </w:r>
+            <w:r>
+              <w:rPr>
+                <w:rFonts w:ascii="Avenir Next" w:hAnsi="Avenir Next" w:cs="Avenir Next" w:eastAsia="Avenir Next"/>
+                <w:b/>
+                <w:color w:val="1A1A1A"/>
+                <w:sz w:val="22"/>
                 <w:szCs w:val="18"/>
               </w:rPr>
-              <w:t xml:space="preserve">, pull out a number every term shares. Factoring </w:t>
-            </w:r>
-            <w:r>
-              <w:rPr>
-                <w:rFonts w:ascii="Avenir Next" w:hAnsi="Avenir Next" w:cs="Avenir Next" w:eastAsia="Avenir Next"/>
-                <w:b/>
-                <w:color w:val="1A1A1A"/>
-                <w:sz w:val="18"/>
-                <w:szCs w:val="18"/>
-              </w:rPr>
               <w:t xml:space="preserve">undoes</w:t>
             </w:r>
             <w:r>
               <w:rPr>
                 <w:rFonts w:ascii="Avenir Next" w:hAnsi="Avenir Next" w:cs="Avenir Next" w:eastAsia="Avenir Next"/>
                 <w:color w:val="1A1A1A"/>
-                <w:sz w:val="18"/>
+                <w:sz w:val="22"/>
                 <w:szCs w:val="18"/>
               </w:rPr>
               <w:t xml:space="preserve"> expanding.</w:t>
@@ -363,54 +365,73 @@
                 <w:rFonts w:ascii="Avenir Next" w:hAnsi="Avenir Next" w:cs="Avenir Next" w:eastAsia="Avenir Next"/>
                 <w:b/>
                 <w:color w:val="003A70"/>
+                <w:sz w:val="22"/>
+                <w:szCs w:val="18"/>
+              </w:rPr>
+              <w:t xml:space="preserve">•</w:t>
+            </w:r>
+            <w:r>
+              <w:rPr>
+                <w:rFonts w:ascii="Avenir Next" w:hAnsi="Avenir Next" w:cs="Avenir Next" w:eastAsia="Avenir Next"/>
+                <w:color w:val="1A1A1A"/>
                 <w:sz w:val="18"/>
                 <w:szCs w:val="18"/>
               </w:rPr>
-              <w:t xml:space="preserve">•</w:t>
-            </w:r>
-            <w:r>
-              <w:rPr>
-                <w:rFonts w:ascii="Avenir Next" w:hAnsi="Avenir Next" w:cs="Avenir Next" w:eastAsia="Avenir Next"/>
-                <w:color w:val="1A1A1A"/>
-                <w:sz w:val="18"/>
+              <w:tab/>
+            </w:r>
+            <w:r>
+              <w:rPr>
+                <w:rFonts w:ascii="Avenir Next" w:hAnsi="Avenir Next" w:cs="Avenir Next" w:eastAsia="Avenir Next"/>
+                <w:color w:val="1A1A1A"/>
+                <w:sz w:val="22"/>
                 <w:szCs w:val="18"/>
               </w:rPr>
-              <w:tab/>
-            </w:r>
-            <w:r>
-              <w:rPr>
-                <w:rFonts w:ascii="Avenir Next" w:hAnsi="Avenir Next" w:cs="Avenir Next" w:eastAsia="Avenir Next"/>
-                <w:color w:val="1A1A1A"/>
-                <w:sz w:val="18"/>
+              <w:t xml:space="preserve">Use the </w:t>
+            </w:r>
+            <w:r>
+              <w:rPr>
+                <w:rFonts w:ascii="Avenir Next" w:hAnsi="Avenir Next" w:cs="Avenir Next" w:eastAsia="Avenir Next"/>
+                <w:b/>
+                <w:color w:val="1A1A1A"/>
+                <w:sz w:val="22"/>
                 <w:szCs w:val="18"/>
               </w:rPr>
-              <w:t xml:space="preserve">Use the </w:t>
-            </w:r>
-            <w:r>
-              <w:rPr>
-                <w:rFonts w:ascii="Avenir Next" w:hAnsi="Avenir Next" w:cs="Avenir Next" w:eastAsia="Avenir Next"/>
-                <w:b/>
-                <w:color w:val="1A1A1A"/>
-                <w:sz w:val="18"/>
+              <w:t xml:space="preserve">GCF</w:t>
+            </w:r>
+            <w:r>
+              <w:rPr>
+                <w:rFonts w:ascii="Avenir Next" w:hAnsi="Avenir Next" w:cs="Avenir Next" w:eastAsia="Avenir Next"/>
+                <w:color w:val="1A1A1A"/>
+                <w:sz w:val="22"/>
                 <w:szCs w:val="18"/>
               </w:rPr>
-              <w:t xml:space="preserve">GCF</w:t>
-            </w:r>
-            <w:r>
-              <w:rPr>
-                <w:rFonts w:ascii="Avenir Next" w:hAnsi="Avenir Next" w:cs="Avenir Next" w:eastAsia="Avenir Next"/>
-                <w:color w:val="1A1A1A"/>
-                <w:sz w:val="18"/>
+              <w:t xml:space="preserve">: 8</w:t>
+            </w:r>
+            <w:r>
+              <w:rPr>
+                <w:rFonts w:ascii="Avenir Next" w:hAnsi="Avenir Next" w:cs="Avenir Next" w:eastAsia="Avenir Next"/>
+                <w:i/>
+                <w:color w:val="1A1A1A"/>
+                <w:sz w:val="22"/>
                 <w:szCs w:val="18"/>
               </w:rPr>
-              <w:t xml:space="preserve">: 8</w:t>
+              <w:t xml:space="preserve">x</w:t>
+            </w:r>
+            <w:r>
+              <w:rPr>
+                <w:rFonts w:ascii="Avenir Next" w:hAnsi="Avenir Next" w:cs="Avenir Next" w:eastAsia="Avenir Next"/>
+                <w:color w:val="1A1A1A"/>
+                <w:sz w:val="22"/>
+                <w:szCs w:val="18"/>
+              </w:rPr>
+              <w:t xml:space="preserve"> + 20 = 2(4</w:t>
             </w:r>
             <w:r>
               <w:rPr>
                 <w:rFonts w:ascii="Avenir Next" w:hAnsi="Avenir Next" w:cs="Avenir Next" w:eastAsia="Avenir Next"/>
                 <w:i/>
                 <w:color w:val="1A1A1A"/>
-                <w:sz w:val="18"/>
+                <w:sz w:val="22"/>
                 <w:szCs w:val="18"/>
               </w:rPr>
               <w:t xml:space="preserve">x</w:t>
@@ -419,17 +440,17 @@
               <w:rPr>
                 <w:rFonts w:ascii="Avenir Next" w:hAnsi="Avenir Next" w:cs="Avenir Next" w:eastAsia="Avenir Next"/>
                 <w:color w:val="1A1A1A"/>
-                <w:sz w:val="18"/>
+                <w:sz w:val="22"/>
                 <w:szCs w:val="18"/>
               </w:rPr>
-              <w:t xml:space="preserve"> + 20 = 2(4</w:t>
+              <w:t xml:space="preserve"> + 10) is not finished, because 4 and 10 still share 2. 8</w:t>
             </w:r>
             <w:r>
               <w:rPr>
                 <w:rFonts w:ascii="Avenir Next" w:hAnsi="Avenir Next" w:cs="Avenir Next" w:eastAsia="Avenir Next"/>
                 <w:i/>
                 <w:color w:val="1A1A1A"/>
-                <w:sz w:val="18"/>
+                <w:sz w:val="22"/>
                 <w:szCs w:val="18"/>
               </w:rPr>
               <w:t xml:space="preserve">x</w:t>
@@ -438,17 +459,17 @@
               <w:rPr>
                 <w:rFonts w:ascii="Avenir Next" w:hAnsi="Avenir Next" w:cs="Avenir Next" w:eastAsia="Avenir Next"/>
                 <w:color w:val="1A1A1A"/>
-                <w:sz w:val="18"/>
+                <w:sz w:val="22"/>
                 <w:szCs w:val="18"/>
               </w:rPr>
-              <w:t xml:space="preserve"> + 10) is not finished, because 4 and 10 still share 2. 8</w:t>
+              <w:t xml:space="preserve"> + 20 = 4(2</w:t>
             </w:r>
             <w:r>
               <w:rPr>
                 <w:rFonts w:ascii="Avenir Next" w:hAnsi="Avenir Next" w:cs="Avenir Next" w:eastAsia="Avenir Next"/>
                 <w:i/>
                 <w:color w:val="1A1A1A"/>
-                <w:sz w:val="18"/>
+                <w:sz w:val="22"/>
                 <w:szCs w:val="18"/>
               </w:rPr>
               <w:t xml:space="preserve">x</w:t>
@@ -457,26 +478,7 @@
               <w:rPr>
                 <w:rFonts w:ascii="Avenir Next" w:hAnsi="Avenir Next" w:cs="Avenir Next" w:eastAsia="Avenir Next"/>
                 <w:color w:val="1A1A1A"/>
-                <w:sz w:val="18"/>
-                <w:szCs w:val="18"/>
-              </w:rPr>
-              <w:t xml:space="preserve"> + 20 = 4(2</w:t>
-            </w:r>
-            <w:r>
-              <w:rPr>
-                <w:rFonts w:ascii="Avenir Next" w:hAnsi="Avenir Next" w:cs="Avenir Next" w:eastAsia="Avenir Next"/>
-                <w:i/>
-                <w:color w:val="1A1A1A"/>
-                <w:sz w:val="18"/>
-                <w:szCs w:val="18"/>
-              </w:rPr>
-              <w:t xml:space="preserve">x</w:t>
-            </w:r>
-            <w:r>
-              <w:rPr>
-                <w:rFonts w:ascii="Avenir Next" w:hAnsi="Avenir Next" w:cs="Avenir Next" w:eastAsia="Avenir Next"/>
-                <w:color w:val="1A1A1A"/>
-                <w:sz w:val="18"/>
+                <w:sz w:val="22"/>
                 <w:szCs w:val="18"/>
               </w:rPr>
               <w:t xml:space="preserve"> + 5) is.</w:t>
@@ -491,6 +493,7 @@
           </w:tcPr>
           <w:p>
             <w:pPr>
+              <w:pStyle w:val="Heading2"/>
               <w:spacing w:before="0" w:after="40" w:line="264" w:lineRule="auto"/>
             </w:pPr>
             <w:r>
@@ -513,7 +516,7 @@
               <w:rPr>
                 <w:rFonts w:ascii="Avenir Next" w:hAnsi="Avenir Next" w:cs="Avenir Next" w:eastAsia="Avenir Next"/>
                 <w:color w:val="1A1A1A"/>
-                <w:sz w:val="17"/>
+                <w:sz w:val="22"/>
                 <w:szCs w:val="17"/>
               </w:rPr>
               <w:t xml:space="preserve">Factor 18</w:t>
@@ -523,7 +526,7 @@
                 <w:rFonts w:ascii="Avenir Next" w:hAnsi="Avenir Next" w:cs="Avenir Next" w:eastAsia="Avenir Next"/>
                 <w:i/>
                 <w:color w:val="1A1A1A"/>
-                <w:sz w:val="17"/>
+                <w:sz w:val="22"/>
                 <w:szCs w:val="17"/>
               </w:rPr>
               <w:t xml:space="preserve">x</w:t>
@@ -532,7 +535,7 @@
               <w:rPr>
                 <w:rFonts w:ascii="Avenir Next" w:hAnsi="Avenir Next" w:cs="Avenir Next" w:eastAsia="Avenir Next"/>
                 <w:color w:val="1A1A1A"/>
-                <w:sz w:val="17"/>
+                <w:sz w:val="22"/>
                 <w:szCs w:val="17"/>
               </w:rPr>
               <w:t xml:space="preserve"> + 27 using the GCF.</w:t>
@@ -551,25 +554,25 @@
                 <w:rFonts w:ascii="Avenir Next" w:hAnsi="Avenir Next" w:cs="Avenir Next" w:eastAsia="Avenir Next"/>
                 <w:b/>
                 <w:color w:val="003A70"/>
+                <w:sz w:val="22"/>
+                <w:szCs w:val="17"/>
+              </w:rPr>
+              <w:t xml:space="preserve">Step 1</w:t>
+            </w:r>
+            <w:r>
+              <w:rPr>
+                <w:rFonts w:ascii="Avenir Next" w:hAnsi="Avenir Next" w:cs="Avenir Next" w:eastAsia="Avenir Next"/>
+                <w:color w:val="1A1A1A"/>
                 <w:sz w:val="17"/>
                 <w:szCs w:val="17"/>
               </w:rPr>
-              <w:t xml:space="preserve">Step 1</w:t>
-            </w:r>
-            <w:r>
-              <w:rPr>
-                <w:rFonts w:ascii="Avenir Next" w:hAnsi="Avenir Next" w:cs="Avenir Next" w:eastAsia="Avenir Next"/>
-                <w:color w:val="1A1A1A"/>
-                <w:sz w:val="17"/>
-                <w:szCs w:val="17"/>
-              </w:rPr>
               <w:tab/>
             </w:r>
             <w:r>
               <w:rPr>
                 <w:rFonts w:ascii="Avenir Next" w:hAnsi="Avenir Next" w:cs="Avenir Next" w:eastAsia="Avenir Next"/>
                 <w:color w:val="1A1A1A"/>
-                <w:sz w:val="17"/>
+                <w:sz w:val="22"/>
                 <w:szCs w:val="17"/>
               </w:rPr>
               <w:t xml:space="preserve">The GCF of 18 and 27 is 9.</w:t>
@@ -588,25 +591,25 @@
                 <w:rFonts w:ascii="Avenir Next" w:hAnsi="Avenir Next" w:cs="Avenir Next" w:eastAsia="Avenir Next"/>
                 <w:b/>
                 <w:color w:val="003A70"/>
+                <w:sz w:val="22"/>
+                <w:szCs w:val="17"/>
+              </w:rPr>
+              <w:t xml:space="preserve">Step 2</w:t>
+            </w:r>
+            <w:r>
+              <w:rPr>
+                <w:rFonts w:ascii="Avenir Next" w:hAnsi="Avenir Next" w:cs="Avenir Next" w:eastAsia="Avenir Next"/>
+                <w:color w:val="1A1A1A"/>
                 <w:sz w:val="17"/>
                 <w:szCs w:val="17"/>
               </w:rPr>
-              <w:t xml:space="preserve">Step 2</w:t>
-            </w:r>
-            <w:r>
-              <w:rPr>
-                <w:rFonts w:ascii="Avenir Next" w:hAnsi="Avenir Next" w:cs="Avenir Next" w:eastAsia="Avenir Next"/>
-                <w:color w:val="1A1A1A"/>
-                <w:sz w:val="17"/>
-                <w:szCs w:val="17"/>
-              </w:rPr>
               <w:tab/>
             </w:r>
             <w:r>
               <w:rPr>
                 <w:rFonts w:ascii="Avenir Next" w:hAnsi="Avenir Next" w:cs="Avenir Next" w:eastAsia="Avenir Next"/>
                 <w:color w:val="1A1A1A"/>
-                <w:sz w:val="17"/>
+                <w:sz w:val="22"/>
                 <w:szCs w:val="17"/>
               </w:rPr>
               <w:t xml:space="preserve">Divide each term: 18x ÷ 9 = 2x and 27 ÷ 9 = 3.</w:t>
@@ -625,25 +628,25 @@
                 <w:rFonts w:ascii="Avenir Next" w:hAnsi="Avenir Next" w:cs="Avenir Next" w:eastAsia="Avenir Next"/>
                 <w:b/>
                 <w:color w:val="003A70"/>
+                <w:sz w:val="22"/>
+                <w:szCs w:val="17"/>
+              </w:rPr>
+              <w:t xml:space="preserve">Step 3</w:t>
+            </w:r>
+            <w:r>
+              <w:rPr>
+                <w:rFonts w:ascii="Avenir Next" w:hAnsi="Avenir Next" w:cs="Avenir Next" w:eastAsia="Avenir Next"/>
+                <w:color w:val="1A1A1A"/>
                 <w:sz w:val="17"/>
                 <w:szCs w:val="17"/>
               </w:rPr>
-              <w:t xml:space="preserve">Step 3</w:t>
-            </w:r>
-            <w:r>
-              <w:rPr>
-                <w:rFonts w:ascii="Avenir Next" w:hAnsi="Avenir Next" w:cs="Avenir Next" w:eastAsia="Avenir Next"/>
-                <w:color w:val="1A1A1A"/>
-                <w:sz w:val="17"/>
-                <w:szCs w:val="17"/>
-              </w:rPr>
               <w:tab/>
             </w:r>
             <w:r>
               <w:rPr>
                 <w:rFonts w:ascii="Avenir Next" w:hAnsi="Avenir Next" w:cs="Avenir Next" w:eastAsia="Avenir Next"/>
                 <w:color w:val="1A1A1A"/>
-                <w:sz w:val="17"/>
+                <w:sz w:val="22"/>
                 <w:szCs w:val="17"/>
               </w:rPr>
               <w:t xml:space="preserve">Expand to check: 9 × 2x + 9 × 3 = 18x + 27.</w:t>
@@ -662,18 +665,18 @@
                 <w:rFonts w:ascii="Avenir Next" w:hAnsi="Avenir Next" w:cs="Avenir Next" w:eastAsia="Avenir Next"/>
                 <w:b/>
                 <w:color w:val="1A1A1A"/>
+                <w:sz w:val="22"/>
+                <w:szCs w:val="17"/>
+              </w:rPr>
+              <w:t xml:space="preserve">Answer</w:t>
+            </w:r>
+            <w:r>
+              <w:rPr>
+                <w:rFonts w:ascii="Avenir Next" w:hAnsi="Avenir Next" w:cs="Avenir Next" w:eastAsia="Avenir Next"/>
+                <w:color w:val="1A1A1A"/>
                 <w:sz w:val="17"/>
                 <w:szCs w:val="17"/>
               </w:rPr>
-              <w:t xml:space="preserve">Answer</w:t>
-            </w:r>
-            <w:r>
-              <w:rPr>
-                <w:rFonts w:ascii="Avenir Next" w:hAnsi="Avenir Next" w:cs="Avenir Next" w:eastAsia="Avenir Next"/>
-                <w:color w:val="1A1A1A"/>
-                <w:sz w:val="17"/>
-                <w:szCs w:val="17"/>
-              </w:rPr>
               <w:tab/>
             </w:r>
             <w:r>
@@ -681,7 +684,7 @@
                 <w:rFonts w:ascii="Avenir Next" w:hAnsi="Avenir Next" w:cs="Avenir Next" w:eastAsia="Avenir Next"/>
                 <w:b/>
                 <w:color w:val="1A1A1A"/>
-                <w:sz w:val="17"/>
+                <w:sz w:val="22"/>
                 <w:szCs w:val="17"/>
               </w:rPr>
               <w:t xml:space="preserve">9(2x + 3)</w:t>
@@ -710,7 +713,7 @@
           <w:rFonts w:ascii="Avenir Next" w:hAnsi="Avenir Next" w:cs="Avenir Next" w:eastAsia="Avenir Next"/>
           <w:b/>
           <w:color w:val="1A1A1A"/>
-          <w:sz w:val="17"/>
+          <w:sz w:val="22"/>
           <w:szCs w:val="17"/>
         </w:rPr>
         <w:t xml:space="preserve">expand</w:t>
@@ -720,7 +723,7 @@
           <w:rFonts w:ascii="Avenir Next" w:hAnsi="Avenir Next" w:cs="Avenir Next" w:eastAsia="Avenir Next"/>
           <w:i/>
           <w:color w:val="5A5F66"/>
-          <w:sz w:val="17"/>
+          <w:sz w:val="22"/>
           <w:szCs w:val="17"/>
         </w:rPr>
         <w:t xml:space="preserve"> (desarrollar)</w:t>
@@ -729,7 +732,7 @@
         <w:rPr>
           <w:rFonts w:ascii="Avenir Next" w:hAnsi="Avenir Next" w:cs="Avenir Next" w:eastAsia="Avenir Next"/>
           <w:color w:val="5A5F66"/>
-          <w:sz w:val="17"/>
+          <w:sz w:val="22"/>
           <w:szCs w:val="17"/>
         </w:rPr>
         <w:t xml:space="preserve">   ·   </w:t>
@@ -739,7 +742,7 @@
           <w:rFonts w:ascii="Avenir Next" w:hAnsi="Avenir Next" w:cs="Avenir Next" w:eastAsia="Avenir Next"/>
           <w:b/>
           <w:color w:val="1A1A1A"/>
-          <w:sz w:val="17"/>
+          <w:sz w:val="22"/>
           <w:szCs w:val="17"/>
         </w:rPr>
         <w:t xml:space="preserve">factor an expression</w:t>
@@ -749,7 +752,7 @@
           <w:rFonts w:ascii="Avenir Next" w:hAnsi="Avenir Next" w:cs="Avenir Next" w:eastAsia="Avenir Next"/>
           <w:i/>
           <w:color w:val="5A5F66"/>
-          <w:sz w:val="17"/>
+          <w:sz w:val="22"/>
           <w:szCs w:val="17"/>
         </w:rPr>
         <w:t xml:space="preserve"> (factorizar una expresión)</w:t>
@@ -758,7 +761,7 @@
         <w:rPr>
           <w:rFonts w:ascii="Avenir Next" w:hAnsi="Avenir Next" w:cs="Avenir Next" w:eastAsia="Avenir Next"/>
           <w:color w:val="5A5F66"/>
-          <w:sz w:val="17"/>
+          <w:sz w:val="22"/>
           <w:szCs w:val="17"/>
         </w:rPr>
         <w:t xml:space="preserve">   ·   </w:t>
@@ -768,7 +771,7 @@
           <w:rFonts w:ascii="Avenir Next" w:hAnsi="Avenir Next" w:cs="Avenir Next" w:eastAsia="Avenir Next"/>
           <w:b/>
           <w:color w:val="1A1A1A"/>
-          <w:sz w:val="17"/>
+          <w:sz w:val="22"/>
           <w:szCs w:val="17"/>
         </w:rPr>
         <w:t xml:space="preserve">greatest common factor</w:t>
@@ -778,7 +781,7 @@
           <w:rFonts w:ascii="Avenir Next" w:hAnsi="Avenir Next" w:cs="Avenir Next" w:eastAsia="Avenir Next"/>
           <w:i/>
           <w:color w:val="5A5F66"/>
-          <w:sz w:val="17"/>
+          <w:sz w:val="22"/>
           <w:szCs w:val="17"/>
         </w:rPr>
         <w:t xml:space="preserve"> (máximo común divisor)</w:t>
@@ -786,6 +789,7 @@
     </w:p>
     <w:p>
       <w:pPr>
+        <w:pStyle w:val="Heading2"/>
         <w:keepNext/>
         <w:pBdr>
           <w:bottom w:val="single" w:sz="8" w:space="3" w:color="003A70"/>
@@ -801,7 +805,7 @@
           <w:b/>
           <w:color w:val="003A70"/>
           <w:spacing w:val="14"/>
-          <w:sz w:val="19"/>
+          <w:sz w:val="22"/>
           <w:szCs w:val="19"/>
         </w:rPr>
         <w:t xml:space="preserve">PRACTICE</w:t>
@@ -820,7 +824,7 @@
           <w:rFonts w:ascii="Avenir Next" w:hAnsi="Avenir Next" w:cs="Avenir Next" w:eastAsia="Avenir Next"/>
           <w:i/>
           <w:color w:val="5A5F66"/>
-          <w:sz w:val="17"/>
+          <w:sz w:val="22"/>
           <w:szCs w:val="17"/>
         </w:rPr>
         <w:t xml:space="preserve">show your work · label units</w:t>
@@ -828,7 +832,7 @@
     </w:p>
     <w:p>
       <w:pPr>
-        <w:spacing w:before="0" w:after="0" w:line="20" w:lineRule="exact"/>
+        <w:spacing w:before="0" w:after="0" w:line="50" w:lineRule="exact"/>
       </w:pPr>
     </w:p>
     <w:tbl>
@@ -878,25 +882,25 @@
                 <w:rFonts w:ascii="Avenir Next" w:hAnsi="Avenir Next" w:cs="Avenir Next" w:eastAsia="Avenir Next"/>
                 <w:b/>
                 <w:color w:val="1A1A1A"/>
+                <w:sz w:val="22"/>
+                <w:szCs w:val="20"/>
+              </w:rPr>
+              <w:t xml:space="preserve">1.</w:t>
+            </w:r>
+            <w:r>
+              <w:rPr>
+                <w:rFonts w:ascii="Avenir Next" w:hAnsi="Avenir Next" w:cs="Avenir Next" w:eastAsia="Avenir Next"/>
+                <w:color w:val="1A1A1A"/>
                 <w:sz w:val="20"/>
                 <w:szCs w:val="20"/>
               </w:rPr>
-              <w:t xml:space="preserve">1.</w:t>
-            </w:r>
-            <w:r>
-              <w:rPr>
-                <w:rFonts w:ascii="Avenir Next" w:hAnsi="Avenir Next" w:cs="Avenir Next" w:eastAsia="Avenir Next"/>
-                <w:color w:val="1A1A1A"/>
-                <w:sz w:val="20"/>
-                <w:szCs w:val="20"/>
-              </w:rPr>
               <w:tab/>
             </w:r>
             <w:r>
               <w:rPr>
                 <w:rFonts w:ascii="Avenir Next" w:hAnsi="Avenir Next" w:cs="Avenir Next" w:eastAsia="Avenir Next"/>
                 <w:color w:val="1A1A1A"/>
-                <w:sz w:val="20"/>
+                <w:sz w:val="22"/>
                 <w:szCs w:val="20"/>
               </w:rPr>
               <w:t xml:space="preserve">Expand each expression.</w:t>
@@ -951,25 +955,25 @@
                       <w:rFonts w:ascii="Avenir Next" w:hAnsi="Avenir Next" w:cs="Avenir Next" w:eastAsia="Avenir Next"/>
                       <w:b/>
                       <w:color w:val="003A70"/>
+                      <w:sz w:val="22"/>
+                      <w:szCs w:val="20"/>
+                    </w:rPr>
+                    <w:t xml:space="preserve">a.</w:t>
+                  </w:r>
+                  <w:r>
+                    <w:rPr>
+                      <w:rFonts w:ascii="Avenir Next" w:hAnsi="Avenir Next" w:cs="Avenir Next" w:eastAsia="Avenir Next"/>
+                      <w:color w:val="1A1A1A"/>
                       <w:sz w:val="20"/>
                       <w:szCs w:val="20"/>
                     </w:rPr>
-                    <w:t xml:space="preserve">a.</w:t>
-                  </w:r>
-                  <w:r>
-                    <w:rPr>
-                      <w:rFonts w:ascii="Avenir Next" w:hAnsi="Avenir Next" w:cs="Avenir Next" w:eastAsia="Avenir Next"/>
-                      <w:color w:val="1A1A1A"/>
-                      <w:sz w:val="20"/>
-                      <w:szCs w:val="20"/>
-                    </w:rPr>
                     <w:tab/>
                   </w:r>
                   <w:r>
                     <w:rPr>
                       <w:rFonts w:ascii="Avenir Next" w:hAnsi="Avenir Next" w:cs="Avenir Next" w:eastAsia="Avenir Next"/>
                       <w:color w:val="1A1A1A"/>
-                      <w:sz w:val="20"/>
+                      <w:sz w:val="22"/>
                       <w:szCs w:val="20"/>
                     </w:rPr>
                     <w:t xml:space="preserve">9(</w:t>
@@ -979,7 +983,7 @@
                       <w:rFonts w:ascii="Avenir Next" w:hAnsi="Avenir Next" w:cs="Avenir Next" w:eastAsia="Avenir Next"/>
                       <w:i/>
                       <w:color w:val="1A1A1A"/>
-                      <w:sz w:val="20"/>
+                      <w:sz w:val="22"/>
                       <w:szCs w:val="20"/>
                     </w:rPr>
                     <w:t xml:space="preserve">w</w:t>
@@ -988,7 +992,7 @@
                     <w:rPr>
                       <w:rFonts w:ascii="Avenir Next" w:hAnsi="Avenir Next" w:cs="Avenir Next" w:eastAsia="Avenir Next"/>
                       <w:color w:val="1A1A1A"/>
-                      <w:sz w:val="20"/>
+                      <w:sz w:val="22"/>
                       <w:szCs w:val="20"/>
                     </w:rPr>
                     <w:t xml:space="preserve"> + 4) =</w:t>
@@ -1032,25 +1036,25 @@
                       <w:rFonts w:ascii="Avenir Next" w:hAnsi="Avenir Next" w:cs="Avenir Next" w:eastAsia="Avenir Next"/>
                       <w:b/>
                       <w:color w:val="003A70"/>
+                      <w:sz w:val="22"/>
+                      <w:szCs w:val="20"/>
+                    </w:rPr>
+                    <w:t xml:space="preserve">b.</w:t>
+                  </w:r>
+                  <w:r>
+                    <w:rPr>
+                      <w:rFonts w:ascii="Avenir Next" w:hAnsi="Avenir Next" w:cs="Avenir Next" w:eastAsia="Avenir Next"/>
+                      <w:color w:val="1A1A1A"/>
                       <w:sz w:val="20"/>
                       <w:szCs w:val="20"/>
                     </w:rPr>
-                    <w:t xml:space="preserve">b.</w:t>
-                  </w:r>
-                  <w:r>
-                    <w:rPr>
-                      <w:rFonts w:ascii="Avenir Next" w:hAnsi="Avenir Next" w:cs="Avenir Next" w:eastAsia="Avenir Next"/>
-                      <w:color w:val="1A1A1A"/>
-                      <w:sz w:val="20"/>
-                      <w:szCs w:val="20"/>
-                    </w:rPr>
                     <w:tab/>
                   </w:r>
                   <w:r>
                     <w:rPr>
                       <w:rFonts w:ascii="Avenir Next" w:hAnsi="Avenir Next" w:cs="Avenir Next" w:eastAsia="Avenir Next"/>
                       <w:color w:val="1A1A1A"/>
-                      <w:sz w:val="20"/>
+                      <w:sz w:val="22"/>
                       <w:szCs w:val="20"/>
                     </w:rPr>
                     <w:t xml:space="preserve">3(4</w:t>
@@ -1060,7 +1064,7 @@
                       <w:rFonts w:ascii="Avenir Next" w:hAnsi="Avenir Next" w:cs="Avenir Next" w:eastAsia="Avenir Next"/>
                       <w:i/>
                       <w:color w:val="1A1A1A"/>
-                      <w:sz w:val="20"/>
+                      <w:sz w:val="22"/>
                       <w:szCs w:val="20"/>
                     </w:rPr>
                     <w:t xml:space="preserve">d</w:t>
@@ -1069,7 +1073,7 @@
                     <w:rPr>
                       <w:rFonts w:ascii="Avenir Next" w:hAnsi="Avenir Next" w:cs="Avenir Next" w:eastAsia="Avenir Next"/>
                       <w:color w:val="1A1A1A"/>
-                      <w:sz w:val="20"/>
+                      <w:sz w:val="22"/>
                       <w:szCs w:val="20"/>
                     </w:rPr>
                     <w:t xml:space="preserve"> + 5) =</w:t>
@@ -1119,25 +1123,25 @@
                       <w:rFonts w:ascii="Avenir Next" w:hAnsi="Avenir Next" w:cs="Avenir Next" w:eastAsia="Avenir Next"/>
                       <w:b/>
                       <w:color w:val="003A70"/>
+                      <w:sz w:val="22"/>
+                      <w:szCs w:val="20"/>
+                    </w:rPr>
+                    <w:t xml:space="preserve">c.</w:t>
+                  </w:r>
+                  <w:r>
+                    <w:rPr>
+                      <w:rFonts w:ascii="Avenir Next" w:hAnsi="Avenir Next" w:cs="Avenir Next" w:eastAsia="Avenir Next"/>
+                      <w:color w:val="1A1A1A"/>
                       <w:sz w:val="20"/>
                       <w:szCs w:val="20"/>
                     </w:rPr>
-                    <w:t xml:space="preserve">c.</w:t>
-                  </w:r>
-                  <w:r>
-                    <w:rPr>
-                      <w:rFonts w:ascii="Avenir Next" w:hAnsi="Avenir Next" w:cs="Avenir Next" w:eastAsia="Avenir Next"/>
-                      <w:color w:val="1A1A1A"/>
-                      <w:sz w:val="20"/>
-                      <w:szCs w:val="20"/>
-                    </w:rPr>
                     <w:tab/>
                   </w:r>
                   <w:r>
                     <w:rPr>
                       <w:rFonts w:ascii="Avenir Next" w:hAnsi="Avenir Next" w:cs="Avenir Next" w:eastAsia="Avenir Next"/>
                       <w:color w:val="1A1A1A"/>
-                      <w:sz w:val="20"/>
+                      <w:sz w:val="22"/>
                       <w:szCs w:val="20"/>
                     </w:rPr>
                     <w:t xml:space="preserve">5(</w:t>
@@ -1147,7 +1151,7 @@
                       <w:rFonts w:ascii="Avenir Next" w:hAnsi="Avenir Next" w:cs="Avenir Next" w:eastAsia="Avenir Next"/>
                       <w:i/>
                       <w:color w:val="1A1A1A"/>
-                      <w:sz w:val="20"/>
+                      <w:sz w:val="22"/>
                       <w:szCs w:val="20"/>
                     </w:rPr>
                     <w:t xml:space="preserve">y</w:t>
@@ -1156,7 +1160,7 @@
                     <w:rPr>
                       <w:rFonts w:ascii="Avenir Next" w:hAnsi="Avenir Next" w:cs="Avenir Next" w:eastAsia="Avenir Next"/>
                       <w:color w:val="1A1A1A"/>
-                      <w:sz w:val="20"/>
+                      <w:sz w:val="22"/>
                       <w:szCs w:val="20"/>
                     </w:rPr>
                     <w:t xml:space="preserve"> + 9) =</w:t>
@@ -1200,25 +1204,25 @@
                       <w:rFonts w:ascii="Avenir Next" w:hAnsi="Avenir Next" w:cs="Avenir Next" w:eastAsia="Avenir Next"/>
                       <w:b/>
                       <w:color w:val="003A70"/>
+                      <w:sz w:val="22"/>
+                      <w:szCs w:val="20"/>
+                    </w:rPr>
+                    <w:t xml:space="preserve">d.</w:t>
+                  </w:r>
+                  <w:r>
+                    <w:rPr>
+                      <w:rFonts w:ascii="Avenir Next" w:hAnsi="Avenir Next" w:cs="Avenir Next" w:eastAsia="Avenir Next"/>
+                      <w:color w:val="1A1A1A"/>
                       <w:sz w:val="20"/>
                       <w:szCs w:val="20"/>
                     </w:rPr>
-                    <w:t xml:space="preserve">d.</w:t>
-                  </w:r>
-                  <w:r>
-                    <w:rPr>
-                      <w:rFonts w:ascii="Avenir Next" w:hAnsi="Avenir Next" w:cs="Avenir Next" w:eastAsia="Avenir Next"/>
-                      <w:color w:val="1A1A1A"/>
-                      <w:sz w:val="20"/>
-                      <w:szCs w:val="20"/>
-                    </w:rPr>
                     <w:tab/>
                   </w:r>
                   <w:r>
                     <w:rPr>
                       <w:rFonts w:ascii="Avenir Next" w:hAnsi="Avenir Next" w:cs="Avenir Next" w:eastAsia="Avenir Next"/>
                       <w:color w:val="1A1A1A"/>
-                      <w:sz w:val="20"/>
+                      <w:sz w:val="22"/>
                       <w:szCs w:val="20"/>
                     </w:rPr>
                     <w:t xml:space="preserve">8(</w:t>
@@ -1228,7 +1232,7 @@
                       <w:rFonts w:ascii="Avenir Next" w:hAnsi="Avenir Next" w:cs="Avenir Next" w:eastAsia="Avenir Next"/>
                       <w:i/>
                       <w:color w:val="1A1A1A"/>
-                      <w:sz w:val="20"/>
+                      <w:sz w:val="22"/>
                       <w:szCs w:val="20"/>
                     </w:rPr>
                     <w:t xml:space="preserve">n</w:t>
@@ -1237,7 +1241,7 @@
                     <w:rPr>
                       <w:rFonts w:ascii="Avenir Next" w:hAnsi="Avenir Next" w:cs="Avenir Next" w:eastAsia="Avenir Next"/>
                       <w:color w:val="1A1A1A"/>
-                      <w:sz w:val="20"/>
+                      <w:sz w:val="22"/>
                       <w:szCs w:val="20"/>
                     </w:rPr>
                     <w:t xml:space="preserve"> + 3) =</w:t>
@@ -1267,7 +1271,7 @@
           </w:tbl>
           <w:p>
             <w:pPr>
-              <w:spacing w:before="0" w:after="0" w:line="24" w:lineRule="auto"/>
+              <w:spacing w:before="0" w:after="0" w:line="50" w:lineRule="exact"/>
             </w:pPr>
           </w:p>
         </w:tc>
@@ -1275,12 +1279,12 @@
     </w:tbl>
     <w:p>
       <w:pPr>
-        <w:spacing w:before="0" w:after="0" w:line="20" w:lineRule="exact"/>
+        <w:spacing w:before="0" w:after="0" w:line="50" w:lineRule="exact"/>
       </w:pPr>
     </w:p>
     <w:p>
       <w:pPr>
-        <w:spacing w:before="0" w:after="0" w:line="20" w:lineRule="exact"/>
+        <w:spacing w:before="0" w:after="0" w:line="50" w:lineRule="exact"/>
       </w:pPr>
     </w:p>
     <w:tbl>
@@ -1330,25 +1334,25 @@
                 <w:rFonts w:ascii="Avenir Next" w:hAnsi="Avenir Next" w:cs="Avenir Next" w:eastAsia="Avenir Next"/>
                 <w:b/>
                 <w:color w:val="1A1A1A"/>
+                <w:sz w:val="22"/>
+                <w:szCs w:val="20"/>
+              </w:rPr>
+              <w:t xml:space="preserve">2.</w:t>
+            </w:r>
+            <w:r>
+              <w:rPr>
+                <w:rFonts w:ascii="Avenir Next" w:hAnsi="Avenir Next" w:cs="Avenir Next" w:eastAsia="Avenir Next"/>
+                <w:color w:val="1A1A1A"/>
                 <w:sz w:val="20"/>
                 <w:szCs w:val="20"/>
               </w:rPr>
-              <w:t xml:space="preserve">2.</w:t>
-            </w:r>
-            <w:r>
-              <w:rPr>
-                <w:rFonts w:ascii="Avenir Next" w:hAnsi="Avenir Next" w:cs="Avenir Next" w:eastAsia="Avenir Next"/>
-                <w:color w:val="1A1A1A"/>
-                <w:sz w:val="20"/>
-                <w:szCs w:val="20"/>
-              </w:rPr>
               <w:tab/>
             </w:r>
             <w:r>
               <w:rPr>
                 <w:rFonts w:ascii="Avenir Next" w:hAnsi="Avenir Next" w:cs="Avenir Next" w:eastAsia="Avenir Next"/>
                 <w:color w:val="1A1A1A"/>
-                <w:sz w:val="20"/>
+                <w:sz w:val="22"/>
                 <w:szCs w:val="20"/>
               </w:rPr>
               <w:t xml:space="preserve">Factor each expression using the GCF.</w:t>
@@ -1403,25 +1407,25 @@
                       <w:rFonts w:ascii="Avenir Next" w:hAnsi="Avenir Next" w:cs="Avenir Next" w:eastAsia="Avenir Next"/>
                       <w:b/>
                       <w:color w:val="003A70"/>
+                      <w:sz w:val="22"/>
+                      <w:szCs w:val="20"/>
+                    </w:rPr>
+                    <w:t xml:space="preserve">a.</w:t>
+                  </w:r>
+                  <w:r>
+                    <w:rPr>
+                      <w:rFonts w:ascii="Avenir Next" w:hAnsi="Avenir Next" w:cs="Avenir Next" w:eastAsia="Avenir Next"/>
+                      <w:color w:val="1A1A1A"/>
                       <w:sz w:val="20"/>
                       <w:szCs w:val="20"/>
                     </w:rPr>
-                    <w:t xml:space="preserve">a.</w:t>
-                  </w:r>
-                  <w:r>
-                    <w:rPr>
-                      <w:rFonts w:ascii="Avenir Next" w:hAnsi="Avenir Next" w:cs="Avenir Next" w:eastAsia="Avenir Next"/>
-                      <w:color w:val="1A1A1A"/>
-                      <w:sz w:val="20"/>
-                      <w:szCs w:val="20"/>
-                    </w:rPr>
                     <w:tab/>
                   </w:r>
                   <w:r>
                     <w:rPr>
                       <w:rFonts w:ascii="Avenir Next" w:hAnsi="Avenir Next" w:cs="Avenir Next" w:eastAsia="Avenir Next"/>
                       <w:color w:val="1A1A1A"/>
-                      <w:sz w:val="20"/>
+                      <w:sz w:val="22"/>
                       <w:szCs w:val="20"/>
                     </w:rPr>
                     <w:t xml:space="preserve">24</w:t>
@@ -1431,7 +1435,7 @@
                       <w:rFonts w:ascii="Avenir Next" w:hAnsi="Avenir Next" w:cs="Avenir Next" w:eastAsia="Avenir Next"/>
                       <w:i/>
                       <w:color w:val="1A1A1A"/>
-                      <w:sz w:val="20"/>
+                      <w:sz w:val="22"/>
                       <w:szCs w:val="20"/>
                     </w:rPr>
                     <w:t xml:space="preserve">q</w:t>
@@ -1440,7 +1444,7 @@
                     <w:rPr>
                       <w:rFonts w:ascii="Avenir Next" w:hAnsi="Avenir Next" w:cs="Avenir Next" w:eastAsia="Avenir Next"/>
                       <w:color w:val="1A1A1A"/>
-                      <w:sz w:val="20"/>
+                      <w:sz w:val="22"/>
                       <w:szCs w:val="20"/>
                     </w:rPr>
                     <w:t xml:space="preserve"> + 18 =</w:t>
@@ -1484,25 +1488,25 @@
                       <w:rFonts w:ascii="Avenir Next" w:hAnsi="Avenir Next" w:cs="Avenir Next" w:eastAsia="Avenir Next"/>
                       <w:b/>
                       <w:color w:val="003A70"/>
+                      <w:sz w:val="22"/>
+                      <w:szCs w:val="20"/>
+                    </w:rPr>
+                    <w:t xml:space="preserve">b.</w:t>
+                  </w:r>
+                  <w:r>
+                    <w:rPr>
+                      <w:rFonts w:ascii="Avenir Next" w:hAnsi="Avenir Next" w:cs="Avenir Next" w:eastAsia="Avenir Next"/>
+                      <w:color w:val="1A1A1A"/>
                       <w:sz w:val="20"/>
                       <w:szCs w:val="20"/>
                     </w:rPr>
-                    <w:t xml:space="preserve">b.</w:t>
-                  </w:r>
-                  <w:r>
-                    <w:rPr>
-                      <w:rFonts w:ascii="Avenir Next" w:hAnsi="Avenir Next" w:cs="Avenir Next" w:eastAsia="Avenir Next"/>
-                      <w:color w:val="1A1A1A"/>
-                      <w:sz w:val="20"/>
-                      <w:szCs w:val="20"/>
-                    </w:rPr>
                     <w:tab/>
                   </w:r>
                   <w:r>
                     <w:rPr>
                       <w:rFonts w:ascii="Avenir Next" w:hAnsi="Avenir Next" w:cs="Avenir Next" w:eastAsia="Avenir Next"/>
                       <w:color w:val="1A1A1A"/>
-                      <w:sz w:val="20"/>
+                      <w:sz w:val="22"/>
                       <w:szCs w:val="20"/>
                     </w:rPr>
                     <w:t xml:space="preserve">21</w:t>
@@ -1512,7 +1516,7 @@
                       <w:rFonts w:ascii="Avenir Next" w:hAnsi="Avenir Next" w:cs="Avenir Next" w:eastAsia="Avenir Next"/>
                       <w:i/>
                       <w:color w:val="1A1A1A"/>
-                      <w:sz w:val="20"/>
+                      <w:sz w:val="22"/>
                       <w:szCs w:val="20"/>
                     </w:rPr>
                     <w:t xml:space="preserve">k</w:t>
@@ -1521,7 +1525,7 @@
                     <w:rPr>
                       <w:rFonts w:ascii="Avenir Next" w:hAnsi="Avenir Next" w:cs="Avenir Next" w:eastAsia="Avenir Next"/>
                       <w:color w:val="1A1A1A"/>
-                      <w:sz w:val="20"/>
+                      <w:sz w:val="22"/>
                       <w:szCs w:val="20"/>
                     </w:rPr>
                     <w:t xml:space="preserve"> + 28 =</w:t>
@@ -1571,25 +1575,25 @@
                       <w:rFonts w:ascii="Avenir Next" w:hAnsi="Avenir Next" w:cs="Avenir Next" w:eastAsia="Avenir Next"/>
                       <w:b/>
                       <w:color w:val="003A70"/>
+                      <w:sz w:val="22"/>
+                      <w:szCs w:val="20"/>
+                    </w:rPr>
+                    <w:t xml:space="preserve">c.</w:t>
+                  </w:r>
+                  <w:r>
+                    <w:rPr>
+                      <w:rFonts w:ascii="Avenir Next" w:hAnsi="Avenir Next" w:cs="Avenir Next" w:eastAsia="Avenir Next"/>
+                      <w:color w:val="1A1A1A"/>
                       <w:sz w:val="20"/>
                       <w:szCs w:val="20"/>
                     </w:rPr>
-                    <w:t xml:space="preserve">c.</w:t>
-                  </w:r>
-                  <w:r>
-                    <w:rPr>
-                      <w:rFonts w:ascii="Avenir Next" w:hAnsi="Avenir Next" w:cs="Avenir Next" w:eastAsia="Avenir Next"/>
-                      <w:color w:val="1A1A1A"/>
-                      <w:sz w:val="20"/>
-                      <w:szCs w:val="20"/>
-                    </w:rPr>
                     <w:tab/>
                   </w:r>
                   <w:r>
                     <w:rPr>
                       <w:rFonts w:ascii="Avenir Next" w:hAnsi="Avenir Next" w:cs="Avenir Next" w:eastAsia="Avenir Next"/>
                       <w:color w:val="1A1A1A"/>
-                      <w:sz w:val="20"/>
+                      <w:sz w:val="22"/>
                       <w:szCs w:val="20"/>
                     </w:rPr>
                     <w:t xml:space="preserve">10</w:t>
@@ -1599,7 +1603,7 @@
                       <w:rFonts w:ascii="Avenir Next" w:hAnsi="Avenir Next" w:cs="Avenir Next" w:eastAsia="Avenir Next"/>
                       <w:i/>
                       <w:color w:val="1A1A1A"/>
-                      <w:sz w:val="20"/>
+                      <w:sz w:val="22"/>
                       <w:szCs w:val="20"/>
                     </w:rPr>
                     <w:t xml:space="preserve">b</w:t>
@@ -1608,7 +1612,7 @@
                     <w:rPr>
                       <w:rFonts w:ascii="Avenir Next" w:hAnsi="Avenir Next" w:cs="Avenir Next" w:eastAsia="Avenir Next"/>
                       <w:color w:val="1A1A1A"/>
-                      <w:sz w:val="20"/>
+                      <w:sz w:val="22"/>
                       <w:szCs w:val="20"/>
                     </w:rPr>
                     <w:t xml:space="preserve"> + 25 =</w:t>
@@ -1652,25 +1656,25 @@
                       <w:rFonts w:ascii="Avenir Next" w:hAnsi="Avenir Next" w:cs="Avenir Next" w:eastAsia="Avenir Next"/>
                       <w:b/>
                       <w:color w:val="003A70"/>
+                      <w:sz w:val="22"/>
+                      <w:szCs w:val="20"/>
+                    </w:rPr>
+                    <w:t xml:space="preserve">d.</w:t>
+                  </w:r>
+                  <w:r>
+                    <w:rPr>
+                      <w:rFonts w:ascii="Avenir Next" w:hAnsi="Avenir Next" w:cs="Avenir Next" w:eastAsia="Avenir Next"/>
+                      <w:color w:val="1A1A1A"/>
                       <w:sz w:val="20"/>
                       <w:szCs w:val="20"/>
                     </w:rPr>
-                    <w:t xml:space="preserve">d.</w:t>
-                  </w:r>
-                  <w:r>
-                    <w:rPr>
-                      <w:rFonts w:ascii="Avenir Next" w:hAnsi="Avenir Next" w:cs="Avenir Next" w:eastAsia="Avenir Next"/>
-                      <w:color w:val="1A1A1A"/>
-                      <w:sz w:val="20"/>
-                      <w:szCs w:val="20"/>
-                    </w:rPr>
                     <w:tab/>
                   </w:r>
                   <w:r>
                     <w:rPr>
                       <w:rFonts w:ascii="Avenir Next" w:hAnsi="Avenir Next" w:cs="Avenir Next" w:eastAsia="Avenir Next"/>
                       <w:color w:val="1A1A1A"/>
-                      <w:sz w:val="20"/>
+                      <w:sz w:val="22"/>
                       <w:szCs w:val="20"/>
                     </w:rPr>
                     <w:t xml:space="preserve">12</w:t>
@@ -1680,7 +1684,7 @@
                       <w:rFonts w:ascii="Avenir Next" w:hAnsi="Avenir Next" w:cs="Avenir Next" w:eastAsia="Avenir Next"/>
                       <w:i/>
                       <w:color w:val="1A1A1A"/>
-                      <w:sz w:val="20"/>
+                      <w:sz w:val="22"/>
                       <w:szCs w:val="20"/>
                     </w:rPr>
                     <w:t xml:space="preserve">x</w:t>
@@ -1689,7 +1693,7 @@
                     <w:rPr>
                       <w:rFonts w:ascii="Avenir Next" w:hAnsi="Avenir Next" w:cs="Avenir Next" w:eastAsia="Avenir Next"/>
                       <w:color w:val="1A1A1A"/>
-                      <w:sz w:val="20"/>
+                      <w:sz w:val="22"/>
                       <w:szCs w:val="20"/>
                     </w:rPr>
                     <w:t xml:space="preserve"> + 30 =</w:t>
@@ -1719,7 +1723,7 @@
           </w:tbl>
           <w:p>
             <w:pPr>
-              <w:spacing w:before="0" w:after="0" w:line="24" w:lineRule="auto"/>
+              <w:spacing w:before="0" w:after="0" w:line="50" w:lineRule="exact"/>
             </w:pPr>
           </w:p>
         </w:tc>
@@ -1727,12 +1731,12 @@
     </w:tbl>
     <w:p>
       <w:pPr>
-        <w:spacing w:before="0" w:after="0" w:line="20" w:lineRule="exact"/>
+        <w:spacing w:before="0" w:after="0" w:line="50" w:lineRule="exact"/>
       </w:pPr>
     </w:p>
     <w:p>
       <w:pPr>
-        <w:spacing w:before="0" w:after="0" w:line="20" w:lineRule="exact"/>
+        <w:spacing w:before="0" w:after="0" w:line="50" w:lineRule="exact"/>
       </w:pPr>
     </w:p>
     <w:tbl>
@@ -1782,18 +1786,18 @@
                 <w:rFonts w:ascii="Avenir Next" w:hAnsi="Avenir Next" w:cs="Avenir Next" w:eastAsia="Avenir Next"/>
                 <w:b/>
                 <w:color w:val="1A1A1A"/>
+                <w:sz w:val="22"/>
+                <w:szCs w:val="20"/>
+              </w:rPr>
+              <w:t xml:space="preserve">3.</w:t>
+            </w:r>
+            <w:r>
+              <w:rPr>
+                <w:rFonts w:ascii="Avenir Next" w:hAnsi="Avenir Next" w:cs="Avenir Next" w:eastAsia="Avenir Next"/>
+                <w:color w:val="1A1A1A"/>
                 <w:sz w:val="20"/>
                 <w:szCs w:val="20"/>
               </w:rPr>
-              <w:t xml:space="preserve">3.</w:t>
-            </w:r>
-            <w:r>
-              <w:rPr>
-                <w:rFonts w:ascii="Avenir Next" w:hAnsi="Avenir Next" w:cs="Avenir Next" w:eastAsia="Avenir Next"/>
-                <w:color w:val="1A1A1A"/>
-                <w:sz w:val="20"/>
-                <w:szCs w:val="20"/>
-              </w:rPr>
               <w:tab/>
             </w:r>
             <w:r>
@@ -1801,7 +1805,7 @@
                 <w:rFonts w:ascii="Avenir Next" w:hAnsi="Avenir Next" w:cs="Avenir Next" w:eastAsia="Avenir Next"/>
                 <w:b/>
                 <w:color w:val="1A1A1A"/>
-                <w:sz w:val="20"/>
+                <w:sz w:val="22"/>
                 <w:szCs w:val="20"/>
               </w:rPr>
               <w:t xml:space="preserve">Art Club Costs.  </w:t>
@@ -1810,7 +1814,7 @@
               <w:rPr>
                 <w:rFonts w:ascii="Avenir Next" w:hAnsi="Avenir Next" w:cs="Avenir Next" w:eastAsia="Avenir Next"/>
                 <w:color w:val="1A1A1A"/>
-                <w:sz w:val="20"/>
+                <w:sz w:val="22"/>
                 <w:szCs w:val="20"/>
               </w:rPr>
               <w:t xml:space="preserve">Club 1 writes its supply cost as 6(</w:t>
@@ -1820,7 +1824,7 @@
                 <w:rFonts w:ascii="Avenir Next" w:hAnsi="Avenir Next" w:cs="Avenir Next" w:eastAsia="Avenir Next"/>
                 <w:i/>
                 <w:color w:val="1A1A1A"/>
-                <w:sz w:val="20"/>
+                <w:sz w:val="22"/>
                 <w:szCs w:val="20"/>
               </w:rPr>
               <w:t xml:space="preserve">s</w:t>
@@ -1829,7 +1833,7 @@
               <w:rPr>
                 <w:rFonts w:ascii="Avenir Next" w:hAnsi="Avenir Next" w:cs="Avenir Next" w:eastAsia="Avenir Next"/>
                 <w:color w:val="1A1A1A"/>
-                <w:sz w:val="20"/>
+                <w:sz w:val="22"/>
                 <w:szCs w:val="20"/>
               </w:rPr>
               <w:t xml:space="preserve"> + 8). Club 2 writes its cost as 28</w:t>
@@ -1839,7 +1843,7 @@
                 <w:rFonts w:ascii="Avenir Next" w:hAnsi="Avenir Next" w:cs="Avenir Next" w:eastAsia="Avenir Next"/>
                 <w:i/>
                 <w:color w:val="1A1A1A"/>
-                <w:sz w:val="20"/>
+                <w:sz w:val="22"/>
                 <w:szCs w:val="20"/>
               </w:rPr>
               <w:t xml:space="preserve">s</w:t>
@@ -1848,7 +1852,7 @@
               <w:rPr>
                 <w:rFonts w:ascii="Avenir Next" w:hAnsi="Avenir Next" w:cs="Avenir Next" w:eastAsia="Avenir Next"/>
                 <w:color w:val="1A1A1A"/>
-                <w:sz w:val="20"/>
+                <w:sz w:val="22"/>
                 <w:szCs w:val="20"/>
               </w:rPr>
               <w:t xml:space="preserve"> + 49.</w:t>
@@ -1865,7 +1869,7 @@
                 <w:rFonts w:ascii="Avenir Next" w:hAnsi="Avenir Next" w:cs="Avenir Next" w:eastAsia="Avenir Next"/>
                 <w:b/>
                 <w:color w:val="003A70"/>
-                <w:sz w:val="17"/>
+                <w:sz w:val="22"/>
                 <w:szCs w:val="17"/>
               </w:rPr>
               <w:t xml:space="preserve">Hint  </w:t>
@@ -1875,7 +1879,7 @@
                 <w:rFonts w:ascii="Avenir Next" w:hAnsi="Avenir Next" w:cs="Avenir Next" w:eastAsia="Avenir Next"/>
                 <w:i/>
                 <w:color w:val="5A5F66"/>
-                <w:sz w:val="17"/>
+                <w:sz w:val="22"/>
                 <w:szCs w:val="17"/>
               </w:rPr>
               <w:t xml:space="preserve">Find the GCF of 28 and 49 first.</w:t>
@@ -1895,25 +1899,25 @@
                 <w:rFonts w:ascii="Avenir Next" w:hAnsi="Avenir Next" w:cs="Avenir Next" w:eastAsia="Avenir Next"/>
                 <w:b/>
                 <w:color w:val="003A70"/>
+                <w:sz w:val="22"/>
+                <w:szCs w:val="20"/>
+              </w:rPr>
+              <w:t xml:space="preserve">a.</w:t>
+            </w:r>
+            <w:r>
+              <w:rPr>
+                <w:rFonts w:ascii="Avenir Next" w:hAnsi="Avenir Next" w:cs="Avenir Next" w:eastAsia="Avenir Next"/>
+                <w:color w:val="1A1A1A"/>
                 <w:sz w:val="20"/>
                 <w:szCs w:val="20"/>
               </w:rPr>
-              <w:t xml:space="preserve">a.</w:t>
-            </w:r>
-            <w:r>
-              <w:rPr>
-                <w:rFonts w:ascii="Avenir Next" w:hAnsi="Avenir Next" w:cs="Avenir Next" w:eastAsia="Avenir Next"/>
-                <w:color w:val="1A1A1A"/>
-                <w:sz w:val="20"/>
-                <w:szCs w:val="20"/>
-              </w:rPr>
               <w:tab/>
             </w:r>
             <w:r>
               <w:rPr>
                 <w:rFonts w:ascii="Avenir Next" w:hAnsi="Avenir Next" w:cs="Avenir Next" w:eastAsia="Avenir Next"/>
                 <w:color w:val="1A1A1A"/>
-                <w:sz w:val="20"/>
+                <w:sz w:val="22"/>
                 <w:szCs w:val="20"/>
               </w:rPr>
               <w:t xml:space="preserve">Expand Club 1’s cost.</w:t>
@@ -1952,25 +1956,25 @@
                 <w:rFonts w:ascii="Avenir Next" w:hAnsi="Avenir Next" w:cs="Avenir Next" w:eastAsia="Avenir Next"/>
                 <w:b/>
                 <w:color w:val="003A70"/>
+                <w:sz w:val="22"/>
+                <w:szCs w:val="20"/>
+              </w:rPr>
+              <w:t xml:space="preserve">b.</w:t>
+            </w:r>
+            <w:r>
+              <w:rPr>
+                <w:rFonts w:ascii="Avenir Next" w:hAnsi="Avenir Next" w:cs="Avenir Next" w:eastAsia="Avenir Next"/>
+                <w:color w:val="1A1A1A"/>
                 <w:sz w:val="20"/>
                 <w:szCs w:val="20"/>
               </w:rPr>
-              <w:t xml:space="preserve">b.</w:t>
-            </w:r>
-            <w:r>
-              <w:rPr>
-                <w:rFonts w:ascii="Avenir Next" w:hAnsi="Avenir Next" w:cs="Avenir Next" w:eastAsia="Avenir Next"/>
-                <w:color w:val="1A1A1A"/>
-                <w:sz w:val="20"/>
-                <w:szCs w:val="20"/>
-              </w:rPr>
               <w:tab/>
             </w:r>
             <w:r>
               <w:rPr>
                 <w:rFonts w:ascii="Avenir Next" w:hAnsi="Avenir Next" w:cs="Avenir Next" w:eastAsia="Avenir Next"/>
                 <w:color w:val="1A1A1A"/>
-                <w:sz w:val="20"/>
+                <w:sz w:val="22"/>
                 <w:szCs w:val="20"/>
               </w:rPr>
               <w:t xml:space="preserve">GCF of 28</w:t>
@@ -1980,7 +1984,7 @@
                 <w:rFonts w:ascii="Avenir Next" w:hAnsi="Avenir Next" w:cs="Avenir Next" w:eastAsia="Avenir Next"/>
                 <w:i/>
                 <w:color w:val="1A1A1A"/>
-                <w:sz w:val="20"/>
+                <w:sz w:val="22"/>
                 <w:szCs w:val="20"/>
               </w:rPr>
               <w:t xml:space="preserve">s</w:t>
@@ -1989,7 +1993,7 @@
               <w:rPr>
                 <w:rFonts w:ascii="Avenir Next" w:hAnsi="Avenir Next" w:cs="Avenir Next" w:eastAsia="Avenir Next"/>
                 <w:color w:val="1A1A1A"/>
-                <w:sz w:val="20"/>
+                <w:sz w:val="22"/>
                 <w:szCs w:val="20"/>
               </w:rPr>
               <w:t xml:space="preserve"> and 49:</w:t>
@@ -2028,10 +2032,28 @@
                 <w:rFonts w:ascii="Avenir Next" w:hAnsi="Avenir Next" w:cs="Avenir Next" w:eastAsia="Avenir Next"/>
                 <w:b/>
                 <w:color w:val="003A70"/>
+                <w:sz w:val="22"/>
+                <w:szCs w:val="20"/>
+              </w:rPr>
+              <w:t xml:space="preserve">c.</w:t>
+            </w:r>
+            <w:r>
+              <w:rPr>
+                <w:rFonts w:ascii="Avenir Next" w:hAnsi="Avenir Next" w:cs="Avenir Next" w:eastAsia="Avenir Next"/>
+                <w:color w:val="1A1A1A"/>
                 <w:sz w:val="20"/>
                 <w:szCs w:val="20"/>
               </w:rPr>
-              <w:t xml:space="preserve">c.</w:t>
+              <w:tab/>
+            </w:r>
+            <w:r>
+              <w:rPr>
+                <w:rFonts w:ascii="Avenir Next" w:hAnsi="Avenir Next" w:cs="Avenir Next" w:eastAsia="Avenir Next"/>
+                <w:color w:val="1A1A1A"/>
+                <w:sz w:val="22"/>
+                <w:szCs w:val="20"/>
+              </w:rPr>
+              <w:t xml:space="preserve">Factor Club 2’s cost.</w:t>
             </w:r>
             <w:r>
               <w:rPr>
@@ -2040,7 +2062,7 @@
                 <w:sz w:val="20"/>
                 <w:szCs w:val="20"/>
               </w:rPr>
-              <w:tab/>
+              <w:t xml:space="preserve">  </w:t>
             </w:r>
             <w:r>
               <w:rPr>
@@ -2048,24 +2070,6 @@
                 <w:color w:val="1A1A1A"/>
                 <w:sz w:val="20"/>
                 <w:szCs w:val="20"/>
-              </w:rPr>
-              <w:t xml:space="preserve">Factor Club 2’s cost.</w:t>
-            </w:r>
-            <w:r>
-              <w:rPr>
-                <w:rFonts w:ascii="Avenir Next" w:hAnsi="Avenir Next" w:cs="Avenir Next" w:eastAsia="Avenir Next"/>
-                <w:color w:val="1A1A1A"/>
-                <w:sz w:val="20"/>
-                <w:szCs w:val="20"/>
-              </w:rPr>
-              <w:t xml:space="preserve">  </w:t>
-            </w:r>
-            <w:r>
-              <w:rPr>
-                <w:rFonts w:ascii="Avenir Next" w:hAnsi="Avenir Next" w:cs="Avenir Next" w:eastAsia="Avenir Next"/>
-                <w:color w:val="1A1A1A"/>
-                <w:sz w:val="20"/>
-                <w:szCs w:val="20"/>
                 <w:u w:val="single"/>
               </w:rPr>
               <w:t xml:space="preserve">                      </w:t>
@@ -2073,7 +2077,7 @@
           </w:p>
           <w:p>
             <w:pPr>
-              <w:spacing w:before="0" w:after="0" w:line="60" w:lineRule="auto"/>
+              <w:spacing w:before="0" w:after="0" w:line="50" w:lineRule="exact"/>
             </w:pPr>
           </w:p>
           <w:tbl>
@@ -2131,7 +2135,7 @@
           </w:tbl>
           <w:p>
             <w:pPr>
-              <w:spacing w:before="0" w:after="0" w:line="24" w:lineRule="auto"/>
+              <w:spacing w:before="0" w:after="0" w:line="50" w:lineRule="exact"/>
             </w:pPr>
           </w:p>
         </w:tc>
@@ -2139,12 +2143,12 @@
     </w:tbl>
     <w:p>
       <w:pPr>
-        <w:spacing w:before="0" w:after="0" w:line="20" w:lineRule="exact"/>
+        <w:spacing w:before="0" w:after="0" w:line="50" w:lineRule="exact"/>
       </w:pPr>
     </w:p>
     <w:p>
       <w:pPr>
-        <w:spacing w:before="0" w:after="0" w:line="20" w:lineRule="exact"/>
+        <w:spacing w:before="0" w:after="0" w:line="50" w:lineRule="exact"/>
       </w:pPr>
     </w:p>
     <w:tbl>
@@ -2195,18 +2199,18 @@
                 <w:rFonts w:ascii="Avenir Next" w:hAnsi="Avenir Next" w:cs="Avenir Next" w:eastAsia="Avenir Next"/>
                 <w:b/>
                 <w:color w:val="1A1A1A"/>
+                <w:sz w:val="22"/>
+                <w:szCs w:val="20"/>
+              </w:rPr>
+              <w:t xml:space="preserve">4.</w:t>
+            </w:r>
+            <w:r>
+              <w:rPr>
+                <w:rFonts w:ascii="Avenir Next" w:hAnsi="Avenir Next" w:cs="Avenir Next" w:eastAsia="Avenir Next"/>
+                <w:color w:val="1A1A1A"/>
                 <w:sz w:val="20"/>
                 <w:szCs w:val="20"/>
               </w:rPr>
-              <w:t xml:space="preserve">4.</w:t>
-            </w:r>
-            <w:r>
-              <w:rPr>
-                <w:rFonts w:ascii="Avenir Next" w:hAnsi="Avenir Next" w:cs="Avenir Next" w:eastAsia="Avenir Next"/>
-                <w:color w:val="1A1A1A"/>
-                <w:sz w:val="20"/>
-                <w:szCs w:val="20"/>
-              </w:rPr>
               <w:tab/>
             </w:r>
             <w:r>
@@ -2214,7 +2218,7 @@
                 <w:rFonts w:ascii="Avenir Next" w:hAnsi="Avenir Next" w:cs="Avenir Next" w:eastAsia="Avenir Next"/>
                 <w:b/>
                 <w:color w:val="1A1A1A"/>
-                <w:sz w:val="20"/>
+                <w:sz w:val="22"/>
                 <w:szCs w:val="20"/>
               </w:rPr>
               <w:t xml:space="preserve">Expand, Then Combine.  </w:t>
@@ -2223,7 +2227,7 @@
               <w:rPr>
                 <w:rFonts w:ascii="Avenir Next" w:hAnsi="Avenir Next" w:cs="Avenir Next" w:eastAsia="Avenir Next"/>
                 <w:color w:val="1A1A1A"/>
-                <w:sz w:val="20"/>
+                <w:sz w:val="22"/>
                 <w:szCs w:val="20"/>
               </w:rPr>
               <w:t xml:space="preserve">Simplify 2(</w:t>
@@ -2233,7 +2237,7 @@
                 <w:rFonts w:ascii="Avenir Next" w:hAnsi="Avenir Next" w:cs="Avenir Next" w:eastAsia="Avenir Next"/>
                 <w:i/>
                 <w:color w:val="1A1A1A"/>
-                <w:sz w:val="20"/>
+                <w:sz w:val="22"/>
                 <w:szCs w:val="20"/>
               </w:rPr>
               <w:t xml:space="preserve">x</w:t>
@@ -2242,7 +2246,7 @@
               <w:rPr>
                 <w:rFonts w:ascii="Avenir Next" w:hAnsi="Avenir Next" w:cs="Avenir Next" w:eastAsia="Avenir Next"/>
                 <w:color w:val="1A1A1A"/>
-                <w:sz w:val="20"/>
+                <w:sz w:val="22"/>
                 <w:szCs w:val="20"/>
               </w:rPr>
               <w:t xml:space="preserve"> + 9) + 4</w:t>
@@ -2252,7 +2256,7 @@
                 <w:rFonts w:ascii="Avenir Next" w:hAnsi="Avenir Next" w:cs="Avenir Next" w:eastAsia="Avenir Next"/>
                 <w:i/>
                 <w:color w:val="1A1A1A"/>
-                <w:sz w:val="20"/>
+                <w:sz w:val="22"/>
                 <w:szCs w:val="20"/>
               </w:rPr>
               <w:t xml:space="preserve">x</w:t>
@@ -2261,7 +2265,7 @@
               <w:rPr>
                 <w:rFonts w:ascii="Avenir Next" w:hAnsi="Avenir Next" w:cs="Avenir Next" w:eastAsia="Avenir Next"/>
                 <w:color w:val="1A1A1A"/>
-                <w:sz w:val="20"/>
+                <w:sz w:val="22"/>
                 <w:szCs w:val="20"/>
               </w:rPr>
               <w:t xml:space="preserve">.</w:t>
@@ -2278,7 +2282,7 @@
                 <w:rFonts w:ascii="Avenir Next" w:hAnsi="Avenir Next" w:cs="Avenir Next" w:eastAsia="Avenir Next"/>
                 <w:b/>
                 <w:color w:val="003A70"/>
-                <w:sz w:val="17"/>
+                <w:sz w:val="22"/>
                 <w:szCs w:val="17"/>
               </w:rPr>
               <w:t xml:space="preserve">Hint  </w:t>
@@ -2288,7 +2292,7 @@
                 <w:rFonts w:ascii="Avenir Next" w:hAnsi="Avenir Next" w:cs="Avenir Next" w:eastAsia="Avenir Next"/>
                 <w:i/>
                 <w:color w:val="5A5F66"/>
-                <w:sz w:val="17"/>
+                <w:sz w:val="22"/>
                 <w:szCs w:val="17"/>
               </w:rPr>
               <w:t xml:space="preserve">2 times 9 is part of the answer.</w:t>
@@ -2296,7 +2300,7 @@
           </w:p>
           <w:p>
             <w:pPr>
-              <w:spacing w:before="0" w:after="0" w:line="60" w:lineRule="auto"/>
+              <w:spacing w:before="0" w:after="0" w:line="50" w:lineRule="exact"/>
             </w:pPr>
           </w:p>
           <w:tbl>
@@ -2365,7 +2369,7 @@
                 <w:rFonts w:ascii="Avenir Next" w:hAnsi="Avenir Next" w:cs="Avenir Next" w:eastAsia="Avenir Next"/>
                 <w:b/>
                 <w:color w:val="1A1A1A"/>
-                <w:sz w:val="18"/>
+                <w:sz w:val="22"/>
                 <w:szCs w:val="18"/>
               </w:rPr>
               <w:t xml:space="preserve">Simplest form</w:t>
@@ -2400,18 +2404,18 @@
                 <w:rFonts w:ascii="Avenir Next" w:hAnsi="Avenir Next" w:cs="Avenir Next" w:eastAsia="Avenir Next"/>
                 <w:b/>
                 <w:color w:val="1A1A1A"/>
+                <w:sz w:val="22"/>
+                <w:szCs w:val="20"/>
+              </w:rPr>
+              <w:t xml:space="preserve">5.</w:t>
+            </w:r>
+            <w:r>
+              <w:rPr>
+                <w:rFonts w:ascii="Avenir Next" w:hAnsi="Avenir Next" w:cs="Avenir Next" w:eastAsia="Avenir Next"/>
+                <w:color w:val="1A1A1A"/>
                 <w:sz w:val="20"/>
                 <w:szCs w:val="20"/>
               </w:rPr>
-              <w:t xml:space="preserve">5.</w:t>
-            </w:r>
-            <w:r>
-              <w:rPr>
-                <w:rFonts w:ascii="Avenir Next" w:hAnsi="Avenir Next" w:cs="Avenir Next" w:eastAsia="Avenir Next"/>
-                <w:color w:val="1A1A1A"/>
-                <w:sz w:val="20"/>
-                <w:szCs w:val="20"/>
-              </w:rPr>
               <w:tab/>
             </w:r>
             <w:r>
@@ -2419,7 +2423,7 @@
                 <w:rFonts w:ascii="Avenir Next" w:hAnsi="Avenir Next" w:cs="Avenir Next" w:eastAsia="Avenir Next"/>
                 <w:b/>
                 <w:color w:val="1A1A1A"/>
-                <w:sz w:val="20"/>
+                <w:sz w:val="22"/>
                 <w:szCs w:val="20"/>
               </w:rPr>
               <w:t xml:space="preserve">Expand, Then Combine.  </w:t>
@@ -2428,7 +2432,7 @@
               <w:rPr>
                 <w:rFonts w:ascii="Avenir Next" w:hAnsi="Avenir Next" w:cs="Avenir Next" w:eastAsia="Avenir Next"/>
                 <w:color w:val="1A1A1A"/>
-                <w:sz w:val="20"/>
+                <w:sz w:val="22"/>
                 <w:szCs w:val="20"/>
               </w:rPr>
               <w:t xml:space="preserve">Simplify 5(</w:t>
@@ -2438,7 +2442,7 @@
                 <w:rFonts w:ascii="Avenir Next" w:hAnsi="Avenir Next" w:cs="Avenir Next" w:eastAsia="Avenir Next"/>
                 <w:i/>
                 <w:color w:val="1A1A1A"/>
-                <w:sz w:val="20"/>
+                <w:sz w:val="22"/>
                 <w:szCs w:val="20"/>
               </w:rPr>
               <w:t xml:space="preserve">z</w:t>
@@ -2447,7 +2451,7 @@
               <w:rPr>
                 <w:rFonts w:ascii="Avenir Next" w:hAnsi="Avenir Next" w:cs="Avenir Next" w:eastAsia="Avenir Next"/>
                 <w:color w:val="1A1A1A"/>
-                <w:sz w:val="20"/>
+                <w:sz w:val="22"/>
                 <w:szCs w:val="20"/>
               </w:rPr>
               <w:t xml:space="preserve"> + 3) + 3</w:t>
@@ -2457,7 +2461,7 @@
                 <w:rFonts w:ascii="Avenir Next" w:hAnsi="Avenir Next" w:cs="Avenir Next" w:eastAsia="Avenir Next"/>
                 <w:i/>
                 <w:color w:val="1A1A1A"/>
-                <w:sz w:val="20"/>
+                <w:sz w:val="22"/>
                 <w:szCs w:val="20"/>
               </w:rPr>
               <w:t xml:space="preserve">z</w:t>
@@ -2466,7 +2470,7 @@
               <w:rPr>
                 <w:rFonts w:ascii="Avenir Next" w:hAnsi="Avenir Next" w:cs="Avenir Next" w:eastAsia="Avenir Next"/>
                 <w:color w:val="1A1A1A"/>
-                <w:sz w:val="20"/>
+                <w:sz w:val="22"/>
                 <w:szCs w:val="20"/>
               </w:rPr>
               <w:t xml:space="preserve">.</w:t>
@@ -2474,7 +2478,7 @@
           </w:p>
           <w:p>
             <w:pPr>
-              <w:spacing w:before="0" w:after="0" w:line="60" w:lineRule="auto"/>
+              <w:spacing w:before="0" w:after="0" w:line="50" w:lineRule="exact"/>
             </w:pPr>
           </w:p>
           <w:tbl>
@@ -2543,7 +2547,7 @@
                 <w:rFonts w:ascii="Avenir Next" w:hAnsi="Avenir Next" w:cs="Avenir Next" w:eastAsia="Avenir Next"/>
                 <w:b/>
                 <w:color w:val="1A1A1A"/>
-                <w:sz w:val="18"/>
+                <w:sz w:val="22"/>
                 <w:szCs w:val="18"/>
               </w:rPr>
               <w:t xml:space="preserve">Simplest form</w:t>
@@ -2563,12 +2567,12 @@
     </w:tbl>
     <w:p>
       <w:pPr>
-        <w:spacing w:before="0" w:after="0" w:line="20" w:lineRule="exact"/>
+        <w:spacing w:before="0" w:after="0" w:line="50" w:lineRule="exact"/>
       </w:pPr>
     </w:p>
     <w:p>
       <w:pPr>
-        <w:spacing w:before="0" w:after="0" w:line="20" w:lineRule="exact"/>
+        <w:spacing w:before="0" w:after="0" w:line="50" w:lineRule="exact"/>
       </w:pPr>
     </w:p>
     <w:tbl>
@@ -2618,18 +2622,18 @@
                 <w:rFonts w:ascii="Avenir Next" w:hAnsi="Avenir Next" w:cs="Avenir Next" w:eastAsia="Avenir Next"/>
                 <w:b/>
                 <w:color w:val="1A1A1A"/>
+                <w:sz w:val="22"/>
+                <w:szCs w:val="20"/>
+              </w:rPr>
+              <w:t xml:space="preserve">6.</w:t>
+            </w:r>
+            <w:r>
+              <w:rPr>
+                <w:rFonts w:ascii="Avenir Next" w:hAnsi="Avenir Next" w:cs="Avenir Next" w:eastAsia="Avenir Next"/>
+                <w:color w:val="1A1A1A"/>
                 <w:sz w:val="20"/>
                 <w:szCs w:val="20"/>
               </w:rPr>
-              <w:t xml:space="preserve">6.</w:t>
-            </w:r>
-            <w:r>
-              <w:rPr>
-                <w:rFonts w:ascii="Avenir Next" w:hAnsi="Avenir Next" w:cs="Avenir Next" w:eastAsia="Avenir Next"/>
-                <w:color w:val="1A1A1A"/>
-                <w:sz w:val="20"/>
-                <w:szCs w:val="20"/>
-              </w:rPr>
               <w:tab/>
             </w:r>
             <w:r>
@@ -2637,7 +2641,7 @@
                 <w:rFonts w:ascii="Avenir Next" w:hAnsi="Avenir Next" w:cs="Avenir Next" w:eastAsia="Avenir Next"/>
                 <w:b/>
                 <w:color w:val="1A1A1A"/>
-                <w:sz w:val="20"/>
+                <w:sz w:val="22"/>
                 <w:szCs w:val="20"/>
               </w:rPr>
               <w:t xml:space="preserve">Omar’s Factoring.  </w:t>
@@ -2646,7 +2650,7 @@
               <w:rPr>
                 <w:rFonts w:ascii="Avenir Next" w:hAnsi="Avenir Next" w:cs="Avenir Next" w:eastAsia="Avenir Next"/>
                 <w:color w:val="1A1A1A"/>
-                <w:sz w:val="20"/>
+                <w:sz w:val="22"/>
                 <w:szCs w:val="20"/>
               </w:rPr>
               <w:t xml:space="preserve">Omar factored 18</w:t>
@@ -2656,7 +2660,7 @@
                 <w:rFonts w:ascii="Avenir Next" w:hAnsi="Avenir Next" w:cs="Avenir Next" w:eastAsia="Avenir Next"/>
                 <w:i/>
                 <w:color w:val="1A1A1A"/>
-                <w:sz w:val="20"/>
+                <w:sz w:val="22"/>
                 <w:szCs w:val="20"/>
               </w:rPr>
               <w:t xml:space="preserve">y</w:t>
@@ -2665,7 +2669,7 @@
               <w:rPr>
                 <w:rFonts w:ascii="Avenir Next" w:hAnsi="Avenir Next" w:cs="Avenir Next" w:eastAsia="Avenir Next"/>
                 <w:color w:val="1A1A1A"/>
-                <w:sz w:val="20"/>
+                <w:sz w:val="22"/>
                 <w:szCs w:val="20"/>
               </w:rPr>
               <w:t xml:space="preserve"> + 45 as 3(6</w:t>
@@ -2675,7 +2679,7 @@
                 <w:rFonts w:ascii="Avenir Next" w:hAnsi="Avenir Next" w:cs="Avenir Next" w:eastAsia="Avenir Next"/>
                 <w:i/>
                 <w:color w:val="1A1A1A"/>
-                <w:sz w:val="20"/>
+                <w:sz w:val="22"/>
                 <w:szCs w:val="20"/>
               </w:rPr>
               <w:t xml:space="preserve">y</w:t>
@@ -2684,7 +2688,7 @@
               <w:rPr>
                 <w:rFonts w:ascii="Avenir Next" w:hAnsi="Avenir Next" w:cs="Avenir Next" w:eastAsia="Avenir Next"/>
                 <w:color w:val="1A1A1A"/>
-                <w:sz w:val="20"/>
+                <w:sz w:val="22"/>
                 <w:szCs w:val="20"/>
               </w:rPr>
               <w:t xml:space="preserve"> + 15). Is he done? If not, factor with the GCF.</w:t>
@@ -2701,7 +2705,7 @@
                 <w:rFonts w:ascii="Avenir Next" w:hAnsi="Avenir Next" w:cs="Avenir Next" w:eastAsia="Avenir Next"/>
                 <w:b/>
                 <w:color w:val="003A70"/>
-                <w:sz w:val="17"/>
+                <w:sz w:val="22"/>
                 <w:szCs w:val="17"/>
               </w:rPr>
               <w:t xml:space="preserve">Hint  </w:t>
@@ -2711,7 +2715,7 @@
                 <w:rFonts w:ascii="Avenir Next" w:hAnsi="Avenir Next" w:cs="Avenir Next" w:eastAsia="Avenir Next"/>
                 <w:i/>
                 <w:color w:val="5A5F66"/>
-                <w:sz w:val="17"/>
+                <w:sz w:val="22"/>
                 <w:szCs w:val="17"/>
               </w:rPr>
               <w:t xml:space="preserve">Do 6 and 15 still share a factor?</w:t>
@@ -2719,7 +2723,7 @@
           </w:p>
           <w:p>
             <w:pPr>
-              <w:spacing w:before="0" w:after="0" w:line="60" w:lineRule="auto"/>
+              <w:spacing w:before="0" w:after="0" w:line="50" w:lineRule="exact"/>
             </w:pPr>
           </w:p>
           <w:tbl>
@@ -2788,7 +2792,7 @@
                 <w:rFonts w:ascii="Avenir Next" w:hAnsi="Avenir Next" w:cs="Avenir Next" w:eastAsia="Avenir Next"/>
                 <w:b/>
                 <w:color w:val="1A1A1A"/>
-                <w:sz w:val="18"/>
+                <w:sz w:val="22"/>
                 <w:szCs w:val="18"/>
               </w:rPr>
               <w:t xml:space="preserve">GCF form</w:t>
@@ -2808,12 +2812,12 @@
     </w:tbl>
     <w:p>
       <w:pPr>
-        <w:spacing w:before="0" w:after="0" w:line="20" w:lineRule="exact"/>
+        <w:spacing w:before="0" w:after="0" w:line="50" w:lineRule="exact"/>
       </w:pPr>
     </w:p>
     <w:p>
       <w:pPr>
-        <w:spacing w:before="0" w:after="0" w:line="20" w:lineRule="exact"/>
+        <w:spacing w:before="0" w:after="0" w:line="50" w:lineRule="exact"/>
       </w:pPr>
     </w:p>
     <w:tbl>
@@ -2863,18 +2867,18 @@
                 <w:rFonts w:ascii="Avenir Next" w:hAnsi="Avenir Next" w:cs="Avenir Next" w:eastAsia="Avenir Next"/>
                 <w:b/>
                 <w:color w:val="1A1A1A"/>
+                <w:sz w:val="22"/>
+                <w:szCs w:val="20"/>
+              </w:rPr>
+              <w:t xml:space="preserve">7.</w:t>
+            </w:r>
+            <w:r>
+              <w:rPr>
+                <w:rFonts w:ascii="Avenir Next" w:hAnsi="Avenir Next" w:cs="Avenir Next" w:eastAsia="Avenir Next"/>
+                <w:color w:val="1A1A1A"/>
                 <w:sz w:val="20"/>
                 <w:szCs w:val="20"/>
               </w:rPr>
-              <w:t xml:space="preserve">7.</w:t>
-            </w:r>
-            <w:r>
-              <w:rPr>
-                <w:rFonts w:ascii="Avenir Next" w:hAnsi="Avenir Next" w:cs="Avenir Next" w:eastAsia="Avenir Next"/>
-                <w:color w:val="1A1A1A"/>
-                <w:sz w:val="20"/>
-                <w:szCs w:val="20"/>
-              </w:rPr>
               <w:tab/>
             </w:r>
             <w:r>
@@ -2882,7 +2886,7 @@
                 <w:rFonts w:ascii="Avenir Next" w:hAnsi="Avenir Next" w:cs="Avenir Next" w:eastAsia="Avenir Next"/>
                 <w:b/>
                 <w:color w:val="1A1A1A"/>
-                <w:sz w:val="20"/>
+                <w:sz w:val="22"/>
                 <w:szCs w:val="20"/>
               </w:rPr>
               <w:t xml:space="preserve">Both Directions.  </w:t>
@@ -2891,7 +2895,7 @@
               <w:rPr>
                 <w:rFonts w:ascii="Avenir Next" w:hAnsi="Avenir Next" w:cs="Avenir Next" w:eastAsia="Avenir Next"/>
                 <w:color w:val="1A1A1A"/>
-                <w:sz w:val="20"/>
+                <w:sz w:val="22"/>
                 <w:szCs w:val="20"/>
               </w:rPr>
               <w:t xml:space="preserve">Factor 9</w:t>
@@ -2901,7 +2905,7 @@
                 <w:rFonts w:ascii="Avenir Next" w:hAnsi="Avenir Next" w:cs="Avenir Next" w:eastAsia="Avenir Next"/>
                 <w:i/>
                 <w:color w:val="1A1A1A"/>
-                <w:sz w:val="20"/>
+                <w:sz w:val="22"/>
                 <w:szCs w:val="20"/>
               </w:rPr>
               <w:t xml:space="preserve">a</w:t>
@@ -2910,7 +2914,7 @@
               <w:rPr>
                 <w:rFonts w:ascii="Avenir Next" w:hAnsi="Avenir Next" w:cs="Avenir Next" w:eastAsia="Avenir Next"/>
                 <w:color w:val="1A1A1A"/>
-                <w:sz w:val="20"/>
+                <w:sz w:val="22"/>
                 <w:szCs w:val="20"/>
               </w:rPr>
               <w:t xml:space="preserve"> + 27 using the GCF. Then expand your answer to show the two forms match.</w:t>
@@ -2927,7 +2931,7 @@
                 <w:rFonts w:ascii="Avenir Next" w:hAnsi="Avenir Next" w:cs="Avenir Next" w:eastAsia="Avenir Next"/>
                 <w:b/>
                 <w:color w:val="003A70"/>
-                <w:sz w:val="17"/>
+                <w:sz w:val="22"/>
                 <w:szCs w:val="17"/>
               </w:rPr>
               <w:t xml:space="preserve">Hint  </w:t>
@@ -2937,7 +2941,7 @@
                 <w:rFonts w:ascii="Avenir Next" w:hAnsi="Avenir Next" w:cs="Avenir Next" w:eastAsia="Avenir Next"/>
                 <w:i/>
                 <w:color w:val="5A5F66"/>
-                <w:sz w:val="17"/>
+                <w:sz w:val="22"/>
                 <w:szCs w:val="17"/>
               </w:rPr>
               <w:t xml:space="preserve">9 divides both 9 and 27.</w:t>
@@ -2945,7 +2949,7 @@
           </w:p>
           <w:p>
             <w:pPr>
-              <w:spacing w:before="0" w:after="0" w:line="60" w:lineRule="auto"/>
+              <w:spacing w:before="0" w:after="0" w:line="50" w:lineRule="exact"/>
             </w:pPr>
           </w:p>
           <w:tbl>
@@ -3014,7 +3018,7 @@
                 <w:rFonts w:ascii="Avenir Next" w:hAnsi="Avenir Next" w:cs="Avenir Next" w:eastAsia="Avenir Next"/>
                 <w:b/>
                 <w:color w:val="1A1A1A"/>
-                <w:sz w:val="18"/>
+                <w:sz w:val="22"/>
                 <w:szCs w:val="18"/>
               </w:rPr>
               <w:t xml:space="preserve">Factored form</w:t>
@@ -3034,12 +3038,12 @@
     </w:tbl>
     <w:p>
       <w:pPr>
-        <w:spacing w:before="0" w:after="0" w:line="20" w:lineRule="exact"/>
+        <w:spacing w:before="0" w:after="0" w:line="50" w:lineRule="exact"/>
       </w:pPr>
     </w:p>
     <w:p>
       <w:pPr>
-        <w:spacing w:before="0" w:after="0" w:line="20" w:lineRule="exact"/>
+        <w:spacing w:before="0" w:after="0" w:line="50" w:lineRule="exact"/>
       </w:pPr>
     </w:p>
     <w:tbl>
@@ -3089,18 +3093,18 @@
                 <w:rFonts w:ascii="Avenir Next" w:hAnsi="Avenir Next" w:cs="Avenir Next" w:eastAsia="Avenir Next"/>
                 <w:b/>
                 <w:color w:val="1A1A1A"/>
+                <w:sz w:val="22"/>
+                <w:szCs w:val="20"/>
+              </w:rPr>
+              <w:t xml:space="preserve">8.</w:t>
+            </w:r>
+            <w:r>
+              <w:rPr>
+                <w:rFonts w:ascii="Avenir Next" w:hAnsi="Avenir Next" w:cs="Avenir Next" w:eastAsia="Avenir Next"/>
+                <w:color w:val="1A1A1A"/>
                 <w:sz w:val="20"/>
                 <w:szCs w:val="20"/>
               </w:rPr>
-              <w:t xml:space="preserve">8.</w:t>
-            </w:r>
-            <w:r>
-              <w:rPr>
-                <w:rFonts w:ascii="Avenir Next" w:hAnsi="Avenir Next" w:cs="Avenir Next" w:eastAsia="Avenir Next"/>
-                <w:color w:val="1A1A1A"/>
-                <w:sz w:val="20"/>
-                <w:szCs w:val="20"/>
-              </w:rPr>
               <w:tab/>
             </w:r>
             <w:r>
@@ -3108,7 +3112,7 @@
                 <w:rFonts w:ascii="Avenir Next" w:hAnsi="Avenir Next" w:cs="Avenir Next" w:eastAsia="Avenir Next"/>
                 <w:b/>
                 <w:color w:val="1A1A1A"/>
-                <w:sz w:val="20"/>
+                <w:sz w:val="22"/>
                 <w:szCs w:val="20"/>
               </w:rPr>
               <w:t xml:space="preserve">Garden Rows.  </w:t>
@@ -3117,7 +3121,7 @@
               <w:rPr>
                 <w:rFonts w:ascii="Avenir Next" w:hAnsi="Avenir Next" w:cs="Avenir Next" w:eastAsia="Avenir Next"/>
                 <w:color w:val="1A1A1A"/>
-                <w:sz w:val="20"/>
+                <w:sz w:val="22"/>
                 <w:szCs w:val="20"/>
               </w:rPr>
               <w:t xml:space="preserve">A garden has 18</w:t>
@@ -3127,7 +3131,7 @@
                 <w:rFonts w:ascii="Avenir Next" w:hAnsi="Avenir Next" w:cs="Avenir Next" w:eastAsia="Avenir Next"/>
                 <w:i/>
                 <w:color w:val="1A1A1A"/>
-                <w:sz w:val="20"/>
+                <w:sz w:val="22"/>
                 <w:szCs w:val="20"/>
               </w:rPr>
               <w:t xml:space="preserve">p</w:t>
@@ -3136,7 +3140,7 @@
               <w:rPr>
                 <w:rFonts w:ascii="Avenir Next" w:hAnsi="Avenir Next" w:cs="Avenir Next" w:eastAsia="Avenir Next"/>
                 <w:color w:val="1A1A1A"/>
-                <w:sz w:val="20"/>
+                <w:sz w:val="22"/>
                 <w:szCs w:val="20"/>
               </w:rPr>
               <w:t xml:space="preserve"> + 30 plants.</w:t>
@@ -3156,25 +3160,25 @@
                 <w:rFonts w:ascii="Avenir Next" w:hAnsi="Avenir Next" w:cs="Avenir Next" w:eastAsia="Avenir Next"/>
                 <w:b/>
                 <w:color w:val="003A70"/>
+                <w:sz w:val="22"/>
+                <w:szCs w:val="20"/>
+              </w:rPr>
+              <w:t xml:space="preserve">a.</w:t>
+            </w:r>
+            <w:r>
+              <w:rPr>
+                <w:rFonts w:ascii="Avenir Next" w:hAnsi="Avenir Next" w:cs="Avenir Next" w:eastAsia="Avenir Next"/>
+                <w:color w:val="1A1A1A"/>
                 <w:sz w:val="20"/>
                 <w:szCs w:val="20"/>
               </w:rPr>
-              <w:t xml:space="preserve">a.</w:t>
-            </w:r>
-            <w:r>
-              <w:rPr>
-                <w:rFonts w:ascii="Avenir Next" w:hAnsi="Avenir Next" w:cs="Avenir Next" w:eastAsia="Avenir Next"/>
-                <w:color w:val="1A1A1A"/>
-                <w:sz w:val="20"/>
-                <w:szCs w:val="20"/>
-              </w:rPr>
               <w:tab/>
             </w:r>
             <w:r>
               <w:rPr>
                 <w:rFonts w:ascii="Avenir Next" w:hAnsi="Avenir Next" w:cs="Avenir Next" w:eastAsia="Avenir Next"/>
                 <w:color w:val="1A1A1A"/>
-                <w:sz w:val="20"/>
+                <w:sz w:val="22"/>
                 <w:szCs w:val="20"/>
               </w:rPr>
               <w:t xml:space="preserve">Factor the expression using the GCF.</w:t>
@@ -3213,25 +3217,25 @@
                 <w:rFonts w:ascii="Avenir Next" w:hAnsi="Avenir Next" w:cs="Avenir Next" w:eastAsia="Avenir Next"/>
                 <w:b/>
                 <w:color w:val="003A70"/>
+                <w:sz w:val="22"/>
+                <w:szCs w:val="20"/>
+              </w:rPr>
+              <w:t xml:space="preserve">b.</w:t>
+            </w:r>
+            <w:r>
+              <w:rPr>
+                <w:rFonts w:ascii="Avenir Next" w:hAnsi="Avenir Next" w:cs="Avenir Next" w:eastAsia="Avenir Next"/>
+                <w:color w:val="1A1A1A"/>
                 <w:sz w:val="20"/>
                 <w:szCs w:val="20"/>
               </w:rPr>
-              <w:t xml:space="preserve">b.</w:t>
-            </w:r>
-            <w:r>
-              <w:rPr>
-                <w:rFonts w:ascii="Avenir Next" w:hAnsi="Avenir Next" w:cs="Avenir Next" w:eastAsia="Avenir Next"/>
-                <w:color w:val="1A1A1A"/>
-                <w:sz w:val="20"/>
-                <w:szCs w:val="20"/>
-              </w:rPr>
               <w:tab/>
             </w:r>
             <w:r>
               <w:rPr>
                 <w:rFonts w:ascii="Avenir Next" w:hAnsi="Avenir Next" w:cs="Avenir Next" w:eastAsia="Avenir Next"/>
                 <w:color w:val="1A1A1A"/>
-                <w:sz w:val="20"/>
+                <w:sz w:val="22"/>
                 <w:szCs w:val="20"/>
               </w:rPr>
               <w:t xml:space="preserve">What could the factored form tell you about rows?</w:t>
@@ -3270,10 +3274,47 @@
                 <w:rFonts w:ascii="Avenir Next" w:hAnsi="Avenir Next" w:cs="Avenir Next" w:eastAsia="Avenir Next"/>
                 <w:b/>
                 <w:color w:val="003A70"/>
+                <w:sz w:val="22"/>
+                <w:szCs w:val="20"/>
+              </w:rPr>
+              <w:t xml:space="preserve">c.</w:t>
+            </w:r>
+            <w:r>
+              <w:rPr>
+                <w:rFonts w:ascii="Avenir Next" w:hAnsi="Avenir Next" w:cs="Avenir Next" w:eastAsia="Avenir Next"/>
+                <w:color w:val="1A1A1A"/>
                 <w:sz w:val="20"/>
                 <w:szCs w:val="20"/>
               </w:rPr>
-              <w:t xml:space="preserve">c.</w:t>
+              <w:tab/>
+            </w:r>
+            <w:r>
+              <w:rPr>
+                <w:rFonts w:ascii="Avenir Next" w:hAnsi="Avenir Next" w:cs="Avenir Next" w:eastAsia="Avenir Next"/>
+                <w:color w:val="1A1A1A"/>
+                <w:sz w:val="22"/>
+                <w:szCs w:val="20"/>
+              </w:rPr>
+              <w:t xml:space="preserve">Find the number of plants when </w:t>
+            </w:r>
+            <w:r>
+              <w:rPr>
+                <w:rFonts w:ascii="Avenir Next" w:hAnsi="Avenir Next" w:cs="Avenir Next" w:eastAsia="Avenir Next"/>
+                <w:i/>
+                <w:color w:val="1A1A1A"/>
+                <w:sz w:val="22"/>
+                <w:szCs w:val="20"/>
+              </w:rPr>
+              <w:t xml:space="preserve">p</w:t>
+            </w:r>
+            <w:r>
+              <w:rPr>
+                <w:rFonts w:ascii="Avenir Next" w:hAnsi="Avenir Next" w:cs="Avenir Next" w:eastAsia="Avenir Next"/>
+                <w:color w:val="1A1A1A"/>
+                <w:sz w:val="22"/>
+                <w:szCs w:val="20"/>
+              </w:rPr>
+              <w:t xml:space="preserve"> = 4. Use both forms.</w:t>
             </w:r>
             <w:r>
               <w:rPr>
@@ -3282,7 +3323,7 @@
                 <w:sz w:val="20"/>
                 <w:szCs w:val="20"/>
               </w:rPr>
-              <w:tab/>
+              <w:t xml:space="preserve">  </w:t>
             </w:r>
             <w:r>
               <w:rPr>
@@ -3290,43 +3331,6 @@
                 <w:color w:val="1A1A1A"/>
                 <w:sz w:val="20"/>
                 <w:szCs w:val="20"/>
-              </w:rPr>
-              <w:t xml:space="preserve">Find the number of plants when </w:t>
-            </w:r>
-            <w:r>
-              <w:rPr>
-                <w:rFonts w:ascii="Avenir Next" w:hAnsi="Avenir Next" w:cs="Avenir Next" w:eastAsia="Avenir Next"/>
-                <w:i/>
-                <w:color w:val="1A1A1A"/>
-                <w:sz w:val="20"/>
-                <w:szCs w:val="20"/>
-              </w:rPr>
-              <w:t xml:space="preserve">p</w:t>
-            </w:r>
-            <w:r>
-              <w:rPr>
-                <w:rFonts w:ascii="Avenir Next" w:hAnsi="Avenir Next" w:cs="Avenir Next" w:eastAsia="Avenir Next"/>
-                <w:color w:val="1A1A1A"/>
-                <w:sz w:val="20"/>
-                <w:szCs w:val="20"/>
-              </w:rPr>
-              <w:t xml:space="preserve"> = 4. Use both forms.</w:t>
-            </w:r>
-            <w:r>
-              <w:rPr>
-                <w:rFonts w:ascii="Avenir Next" w:hAnsi="Avenir Next" w:cs="Avenir Next" w:eastAsia="Avenir Next"/>
-                <w:color w:val="1A1A1A"/>
-                <w:sz w:val="20"/>
-                <w:szCs w:val="20"/>
-              </w:rPr>
-              <w:t xml:space="preserve">  </w:t>
-            </w:r>
-            <w:r>
-              <w:rPr>
-                <w:rFonts w:ascii="Avenir Next" w:hAnsi="Avenir Next" w:cs="Avenir Next" w:eastAsia="Avenir Next"/>
-                <w:color w:val="1A1A1A"/>
-                <w:sz w:val="20"/>
-                <w:szCs w:val="20"/>
                 <w:u w:val="single"/>
               </w:rPr>
               <w:t xml:space="preserve">                      </w:t>
@@ -3334,7 +3338,7 @@
           </w:p>
           <w:p>
             <w:pPr>
-              <w:spacing w:before="0" w:after="0" w:line="60" w:lineRule="auto"/>
+              <w:spacing w:before="0" w:after="0" w:line="50" w:lineRule="exact"/>
             </w:pPr>
           </w:p>
           <w:tbl>
@@ -3392,7 +3396,7 @@
           </w:tbl>
           <w:p>
             <w:pPr>
-              <w:spacing w:before="0" w:after="0" w:line="24" w:lineRule="auto"/>
+              <w:spacing w:before="0" w:after="0" w:line="50" w:lineRule="exact"/>
             </w:pPr>
           </w:p>
         </w:tc>
@@ -3400,11 +3404,12 @@
     </w:tbl>
     <w:p>
       <w:pPr>
-        <w:spacing w:before="0" w:after="0" w:line="20" w:lineRule="exact"/>
+        <w:spacing w:before="0" w:after="0" w:line="50" w:lineRule="exact"/>
       </w:pPr>
     </w:p>
     <w:p>
       <w:pPr>
+        <w:pStyle w:val="Heading2"/>
         <w:keepNext/>
         <w:pBdr>
           <w:bottom w:val="single" w:sz="8" w:space="3" w:color="003A70"/>
@@ -3420,7 +3425,7 @@
           <w:b/>
           <w:color w:val="003A70"/>
           <w:spacing w:val="14"/>
-          <w:sz w:val="19"/>
+          <w:sz w:val="22"/>
           <w:szCs w:val="19"/>
         </w:rPr>
         <w:t xml:space="preserve">FIND THE ERROR</w:t>
@@ -3439,7 +3444,7 @@
           <w:rFonts w:ascii="Avenir Next" w:hAnsi="Avenir Next" w:cs="Avenir Next" w:eastAsia="Avenir Next"/>
           <w:i/>
           <w:color w:val="5A5F66"/>
-          <w:sz w:val="17"/>
+          <w:sz w:val="22"/>
           <w:szCs w:val="17"/>
         </w:rPr>
         <w:t xml:space="preserve">explain the mistake, then fix it</w:t>
@@ -3447,7 +3452,7 @@
     </w:p>
     <w:p>
       <w:pPr>
-        <w:spacing w:before="0" w:after="0" w:line="20" w:lineRule="exact"/>
+        <w:spacing w:before="0" w:after="0" w:line="50" w:lineRule="exact"/>
       </w:pPr>
     </w:p>
     <w:tbl>
@@ -3497,18 +3502,18 @@
                 <w:rFonts w:ascii="Avenir Next" w:hAnsi="Avenir Next" w:cs="Avenir Next" w:eastAsia="Avenir Next"/>
                 <w:b/>
                 <w:color w:val="1A1A1A"/>
+                <w:sz w:val="22"/>
+                <w:szCs w:val="20"/>
+              </w:rPr>
+              <w:t xml:space="preserve">9.</w:t>
+            </w:r>
+            <w:r>
+              <w:rPr>
+                <w:rFonts w:ascii="Avenir Next" w:hAnsi="Avenir Next" w:cs="Avenir Next" w:eastAsia="Avenir Next"/>
+                <w:color w:val="1A1A1A"/>
                 <w:sz w:val="20"/>
                 <w:szCs w:val="20"/>
               </w:rPr>
-              <w:t xml:space="preserve">9.</w:t>
-            </w:r>
-            <w:r>
-              <w:rPr>
-                <w:rFonts w:ascii="Avenir Next" w:hAnsi="Avenir Next" w:cs="Avenir Next" w:eastAsia="Avenir Next"/>
-                <w:color w:val="1A1A1A"/>
-                <w:sz w:val="20"/>
-                <w:szCs w:val="20"/>
-              </w:rPr>
               <w:tab/>
             </w:r>
             <w:r>
@@ -3516,7 +3521,7 @@
                 <w:rFonts w:ascii="Avenir Next" w:hAnsi="Avenir Next" w:cs="Avenir Next" w:eastAsia="Avenir Next"/>
                 <w:b/>
                 <w:color w:val="1A1A1A"/>
-                <w:sz w:val="20"/>
+                <w:sz w:val="22"/>
                 <w:szCs w:val="20"/>
               </w:rPr>
               <w:t xml:space="preserve">Amina’s Work.  </w:t>
@@ -3525,7 +3530,7 @@
               <w:rPr>
                 <w:rFonts w:ascii="Avenir Next" w:hAnsi="Avenir Next" w:cs="Avenir Next" w:eastAsia="Avenir Next"/>
                 <w:color w:val="1A1A1A"/>
-                <w:sz w:val="20"/>
+                <w:sz w:val="22"/>
                 <w:szCs w:val="20"/>
               </w:rPr>
               <w:t xml:space="preserve">Amina expanded 7(</w:t>
@@ -3535,7 +3540,7 @@
                 <w:rFonts w:ascii="Avenir Next" w:hAnsi="Avenir Next" w:cs="Avenir Next" w:eastAsia="Avenir Next"/>
                 <w:i/>
                 <w:color w:val="1A1A1A"/>
-                <w:sz w:val="20"/>
+                <w:sz w:val="22"/>
                 <w:szCs w:val="20"/>
               </w:rPr>
               <w:t xml:space="preserve">k</w:t>
@@ -3544,7 +3549,7 @@
               <w:rPr>
                 <w:rFonts w:ascii="Avenir Next" w:hAnsi="Avenir Next" w:cs="Avenir Next" w:eastAsia="Avenir Next"/>
                 <w:color w:val="1A1A1A"/>
-                <w:sz w:val="20"/>
+                <w:sz w:val="22"/>
                 <w:szCs w:val="20"/>
               </w:rPr>
               <w:t xml:space="preserve"> + 3) and wrote 7</w:t>
@@ -3554,7 +3559,7 @@
                 <w:rFonts w:ascii="Avenir Next" w:hAnsi="Avenir Next" w:cs="Avenir Next" w:eastAsia="Avenir Next"/>
                 <w:i/>
                 <w:color w:val="1A1A1A"/>
-                <w:sz w:val="20"/>
+                <w:sz w:val="22"/>
                 <w:szCs w:val="20"/>
               </w:rPr>
               <w:t xml:space="preserve">k</w:t>
@@ -3563,7 +3568,7 @@
               <w:rPr>
                 <w:rFonts w:ascii="Avenir Next" w:hAnsi="Avenir Next" w:cs="Avenir Next" w:eastAsia="Avenir Next"/>
                 <w:color w:val="1A1A1A"/>
-                <w:sz w:val="20"/>
+                <w:sz w:val="22"/>
                 <w:szCs w:val="20"/>
               </w:rPr>
               <w:t xml:space="preserve"> + 3. She said the 3 was already inside the parentheses. Explain her mistake. Then expand correctly.</w:t>
@@ -3609,7 +3614,7 @@
                 </w:tcPr>
                 <w:p>
                   <w:pPr>
-                    <w:spacing w:before="0" w:after="0" w:line="240" w:lineRule="auto"/>
+                    <w:spacing w:before="0" w:after="0" w:line="50" w:lineRule="exact"/>
                   </w:pPr>
                 </w:p>
               </w:tc>
@@ -3629,7 +3634,7 @@
                 </w:tcPr>
                 <w:p>
                   <w:pPr>
-                    <w:spacing w:before="0" w:after="0" w:line="240" w:lineRule="auto"/>
+                    <w:spacing w:before="0" w:after="0" w:line="50" w:lineRule="exact"/>
                   </w:pPr>
                 </w:p>
               </w:tc>
@@ -3649,7 +3654,7 @@
                 </w:tcPr>
                 <w:p>
                   <w:pPr>
-                    <w:spacing w:before="0" w:after="0" w:line="240" w:lineRule="auto"/>
+                    <w:spacing w:before="0" w:after="0" w:line="50" w:lineRule="exact"/>
                   </w:pPr>
                 </w:p>
               </w:tc>
@@ -3657,7 +3662,7 @@
           </w:tbl>
           <w:p>
             <w:pPr>
-              <w:spacing w:before="0" w:after="0" w:line="24" w:lineRule="auto"/>
+              <w:spacing w:before="0" w:after="0" w:line="50" w:lineRule="exact"/>
             </w:pPr>
           </w:p>
         </w:tc>
@@ -3665,11 +3670,12 @@
     </w:tbl>
     <w:p>
       <w:pPr>
-        <w:spacing w:before="0" w:after="0" w:line="20" w:lineRule="exact"/>
+        <w:spacing w:before="0" w:after="0" w:line="50" w:lineRule="exact"/>
       </w:pPr>
     </w:p>
     <w:p>
       <w:pPr>
+        <w:pStyle w:val="Heading2"/>
         <w:keepNext/>
         <w:pBdr>
           <w:bottom w:val="single" w:sz="8" w:space="3" w:color="003A70"/>
@@ -3685,7 +3691,7 @@
           <w:b/>
           <w:color w:val="003A70"/>
           <w:spacing w:val="14"/>
-          <w:sz w:val="19"/>
+          <w:sz w:val="22"/>
           <w:szCs w:val="19"/>
         </w:rPr>
         <w:t xml:space="preserve">TEST PRACTICE</w:t>
@@ -3704,7 +3710,7 @@
           <w:rFonts w:ascii="Avenir Next" w:hAnsi="Avenir Next" w:cs="Avenir Next" w:eastAsia="Avenir Next"/>
           <w:i/>
           <w:color w:val="5A5F66"/>
-          <w:sz w:val="17"/>
+          <w:sz w:val="22"/>
           <w:szCs w:val="17"/>
         </w:rPr>
         <w:t xml:space="preserve">choose the best answer</w:t>
@@ -3712,7 +3718,7 @@
     </w:p>
     <w:p>
       <w:pPr>
-        <w:spacing w:before="0" w:after="0" w:line="20" w:lineRule="exact"/>
+        <w:spacing w:before="0" w:after="0" w:line="50" w:lineRule="exact"/>
       </w:pPr>
     </w:p>
     <w:tbl>
@@ -3762,25 +3768,25 @@
                 <w:rFonts w:ascii="Avenir Next" w:hAnsi="Avenir Next" w:cs="Avenir Next" w:eastAsia="Avenir Next"/>
                 <w:b/>
                 <w:color w:val="1A1A1A"/>
+                <w:sz w:val="22"/>
+                <w:szCs w:val="20"/>
+              </w:rPr>
+              <w:t xml:space="preserve">10.</w:t>
+            </w:r>
+            <w:r>
+              <w:rPr>
+                <w:rFonts w:ascii="Avenir Next" w:hAnsi="Avenir Next" w:cs="Avenir Next" w:eastAsia="Avenir Next"/>
+                <w:color w:val="1A1A1A"/>
                 <w:sz w:val="20"/>
                 <w:szCs w:val="20"/>
               </w:rPr>
-              <w:t xml:space="preserve">10.</w:t>
-            </w:r>
-            <w:r>
-              <w:rPr>
-                <w:rFonts w:ascii="Avenir Next" w:hAnsi="Avenir Next" w:cs="Avenir Next" w:eastAsia="Avenir Next"/>
-                <w:color w:val="1A1A1A"/>
-                <w:sz w:val="20"/>
-                <w:szCs w:val="20"/>
-              </w:rPr>
               <w:tab/>
             </w:r>
             <w:r>
               <w:rPr>
                 <w:rFonts w:ascii="Avenir Next" w:hAnsi="Avenir Next" w:cs="Avenir Next" w:eastAsia="Avenir Next"/>
                 <w:color w:val="1A1A1A"/>
-                <w:sz w:val="20"/>
+                <w:sz w:val="22"/>
                 <w:szCs w:val="20"/>
               </w:rPr>
               <w:t xml:space="preserve">Which is 8</w:t>
@@ -3790,7 +3796,7 @@
                 <w:rFonts w:ascii="Avenir Next" w:hAnsi="Avenir Next" w:cs="Avenir Next" w:eastAsia="Avenir Next"/>
                 <w:i/>
                 <w:color w:val="1A1A1A"/>
-                <w:sz w:val="20"/>
+                <w:sz w:val="22"/>
                 <w:szCs w:val="20"/>
               </w:rPr>
               <w:t xml:space="preserve">n</w:t>
@@ -3799,7 +3805,7 @@
               <w:rPr>
                 <w:rFonts w:ascii="Avenir Next" w:hAnsi="Avenir Next" w:cs="Avenir Next" w:eastAsia="Avenir Next"/>
                 <w:color w:val="1A1A1A"/>
-                <w:sz w:val="20"/>
+                <w:sz w:val="22"/>
                 <w:szCs w:val="20"/>
               </w:rPr>
               <w:t xml:space="preserve"> + 12 factored using the GCF?</w:t>
@@ -3855,44 +3861,44 @@
                       <w:rFonts w:ascii="Avenir Next" w:hAnsi="Avenir Next" w:cs="Avenir Next" w:eastAsia="Avenir Next"/>
                       <w:b/>
                       <w:color w:val="003A70"/>
+                      <w:sz w:val="22"/>
+                      <w:szCs w:val="19"/>
+                    </w:rPr>
+                    <w:t xml:space="preserve">A</w:t>
+                  </w:r>
+                  <w:r>
+                    <w:rPr>
+                      <w:rFonts w:ascii="Avenir Next" w:hAnsi="Avenir Next" w:cs="Avenir Next" w:eastAsia="Avenir Next"/>
+                      <w:color w:val="1A1A1A"/>
                       <w:sz w:val="19"/>
                       <w:szCs w:val="19"/>
                     </w:rPr>
-                    <w:t xml:space="preserve">A</w:t>
-                  </w:r>
-                  <w:r>
-                    <w:rPr>
-                      <w:rFonts w:ascii="Avenir Next" w:hAnsi="Avenir Next" w:cs="Avenir Next" w:eastAsia="Avenir Next"/>
-                      <w:color w:val="1A1A1A"/>
-                      <w:sz w:val="19"/>
+                    <w:tab/>
+                  </w:r>
+                  <w:r>
+                    <w:rPr>
+                      <w:rFonts w:ascii="Avenir Next" w:hAnsi="Avenir Next" w:cs="Avenir Next" w:eastAsia="Avenir Next"/>
+                      <w:color w:val="1A1A1A"/>
+                      <w:sz w:val="22"/>
                       <w:szCs w:val="19"/>
                     </w:rPr>
-                    <w:tab/>
-                  </w:r>
-                  <w:r>
-                    <w:rPr>
-                      <w:rFonts w:ascii="Avenir Next" w:hAnsi="Avenir Next" w:cs="Avenir Next" w:eastAsia="Avenir Next"/>
-                      <w:color w:val="1A1A1A"/>
-                      <w:sz w:val="19"/>
+                    <w:t xml:space="preserve">2(4</w:t>
+                  </w:r>
+                  <w:r>
+                    <w:rPr>
+                      <w:rFonts w:ascii="Avenir Next" w:hAnsi="Avenir Next" w:cs="Avenir Next" w:eastAsia="Avenir Next"/>
+                      <w:i/>
+                      <w:color w:val="1A1A1A"/>
+                      <w:sz w:val="22"/>
                       <w:szCs w:val="19"/>
                     </w:rPr>
-                    <w:t xml:space="preserve">2(4</w:t>
-                  </w:r>
-                  <w:r>
-                    <w:rPr>
-                      <w:rFonts w:ascii="Avenir Next" w:hAnsi="Avenir Next" w:cs="Avenir Next" w:eastAsia="Avenir Next"/>
-                      <w:i/>
-                      <w:color w:val="1A1A1A"/>
-                      <w:sz w:val="19"/>
-                      <w:szCs w:val="19"/>
-                    </w:rPr>
                     <w:t xml:space="preserve">n</w:t>
                   </w:r>
                   <w:r>
                     <w:rPr>
                       <w:rFonts w:ascii="Avenir Next" w:hAnsi="Avenir Next" w:cs="Avenir Next" w:eastAsia="Avenir Next"/>
                       <w:color w:val="1A1A1A"/>
-                      <w:sz w:val="19"/>
+                      <w:sz w:val="22"/>
                       <w:szCs w:val="19"/>
                     </w:rPr>
                     <w:t xml:space="preserve"> + 12)</w:t>
@@ -3917,44 +3923,44 @@
                       <w:rFonts w:ascii="Avenir Next" w:hAnsi="Avenir Next" w:cs="Avenir Next" w:eastAsia="Avenir Next"/>
                       <w:b/>
                       <w:color w:val="003A70"/>
+                      <w:sz w:val="22"/>
+                      <w:szCs w:val="19"/>
+                    </w:rPr>
+                    <w:t xml:space="preserve">B</w:t>
+                  </w:r>
+                  <w:r>
+                    <w:rPr>
+                      <w:rFonts w:ascii="Avenir Next" w:hAnsi="Avenir Next" w:cs="Avenir Next" w:eastAsia="Avenir Next"/>
+                      <w:color w:val="1A1A1A"/>
                       <w:sz w:val="19"/>
                       <w:szCs w:val="19"/>
                     </w:rPr>
-                    <w:t xml:space="preserve">B</w:t>
-                  </w:r>
-                  <w:r>
-                    <w:rPr>
-                      <w:rFonts w:ascii="Avenir Next" w:hAnsi="Avenir Next" w:cs="Avenir Next" w:eastAsia="Avenir Next"/>
-                      <w:color w:val="1A1A1A"/>
-                      <w:sz w:val="19"/>
+                    <w:tab/>
+                  </w:r>
+                  <w:r>
+                    <w:rPr>
+                      <w:rFonts w:ascii="Avenir Next" w:hAnsi="Avenir Next" w:cs="Avenir Next" w:eastAsia="Avenir Next"/>
+                      <w:color w:val="1A1A1A"/>
+                      <w:sz w:val="22"/>
                       <w:szCs w:val="19"/>
                     </w:rPr>
-                    <w:tab/>
-                  </w:r>
-                  <w:r>
-                    <w:rPr>
-                      <w:rFonts w:ascii="Avenir Next" w:hAnsi="Avenir Next" w:cs="Avenir Next" w:eastAsia="Avenir Next"/>
-                      <w:color w:val="1A1A1A"/>
-                      <w:sz w:val="19"/>
+                    <w:t xml:space="preserve">4(2</w:t>
+                  </w:r>
+                  <w:r>
+                    <w:rPr>
+                      <w:rFonts w:ascii="Avenir Next" w:hAnsi="Avenir Next" w:cs="Avenir Next" w:eastAsia="Avenir Next"/>
+                      <w:i/>
+                      <w:color w:val="1A1A1A"/>
+                      <w:sz w:val="22"/>
                       <w:szCs w:val="19"/>
                     </w:rPr>
-                    <w:t xml:space="preserve">4(2</w:t>
-                  </w:r>
-                  <w:r>
-                    <w:rPr>
-                      <w:rFonts w:ascii="Avenir Next" w:hAnsi="Avenir Next" w:cs="Avenir Next" w:eastAsia="Avenir Next"/>
-                      <w:i/>
-                      <w:color w:val="1A1A1A"/>
-                      <w:sz w:val="19"/>
-                      <w:szCs w:val="19"/>
-                    </w:rPr>
                     <w:t xml:space="preserve">n</w:t>
                   </w:r>
                   <w:r>
                     <w:rPr>
                       <w:rFonts w:ascii="Avenir Next" w:hAnsi="Avenir Next" w:cs="Avenir Next" w:eastAsia="Avenir Next"/>
                       <w:color w:val="1A1A1A"/>
-                      <w:sz w:val="19"/>
+                      <w:sz w:val="22"/>
                       <w:szCs w:val="19"/>
                     </w:rPr>
                     <w:t xml:space="preserve"> + 3)</w:t>
@@ -3979,44 +3985,44 @@
                       <w:rFonts w:ascii="Avenir Next" w:hAnsi="Avenir Next" w:cs="Avenir Next" w:eastAsia="Avenir Next"/>
                       <w:b/>
                       <w:color w:val="003A70"/>
+                      <w:sz w:val="22"/>
+                      <w:szCs w:val="19"/>
+                    </w:rPr>
+                    <w:t xml:space="preserve">C</w:t>
+                  </w:r>
+                  <w:r>
+                    <w:rPr>
+                      <w:rFonts w:ascii="Avenir Next" w:hAnsi="Avenir Next" w:cs="Avenir Next" w:eastAsia="Avenir Next"/>
+                      <w:color w:val="1A1A1A"/>
                       <w:sz w:val="19"/>
                       <w:szCs w:val="19"/>
                     </w:rPr>
-                    <w:t xml:space="preserve">C</w:t>
-                  </w:r>
-                  <w:r>
-                    <w:rPr>
-                      <w:rFonts w:ascii="Avenir Next" w:hAnsi="Avenir Next" w:cs="Avenir Next" w:eastAsia="Avenir Next"/>
-                      <w:color w:val="1A1A1A"/>
-                      <w:sz w:val="19"/>
+                    <w:tab/>
+                  </w:r>
+                  <w:r>
+                    <w:rPr>
+                      <w:rFonts w:ascii="Avenir Next" w:hAnsi="Avenir Next" w:cs="Avenir Next" w:eastAsia="Avenir Next"/>
+                      <w:color w:val="1A1A1A"/>
+                      <w:sz w:val="22"/>
                       <w:szCs w:val="19"/>
                     </w:rPr>
-                    <w:tab/>
-                  </w:r>
-                  <w:r>
-                    <w:rPr>
-                      <w:rFonts w:ascii="Avenir Next" w:hAnsi="Avenir Next" w:cs="Avenir Next" w:eastAsia="Avenir Next"/>
-                      <w:color w:val="1A1A1A"/>
-                      <w:sz w:val="19"/>
+                    <w:t xml:space="preserve">8(</w:t>
+                  </w:r>
+                  <w:r>
+                    <w:rPr>
+                      <w:rFonts w:ascii="Avenir Next" w:hAnsi="Avenir Next" w:cs="Avenir Next" w:eastAsia="Avenir Next"/>
+                      <w:i/>
+                      <w:color w:val="1A1A1A"/>
+                      <w:sz w:val="22"/>
                       <w:szCs w:val="19"/>
                     </w:rPr>
-                    <w:t xml:space="preserve">8(</w:t>
-                  </w:r>
-                  <w:r>
-                    <w:rPr>
-                      <w:rFonts w:ascii="Avenir Next" w:hAnsi="Avenir Next" w:cs="Avenir Next" w:eastAsia="Avenir Next"/>
-                      <w:i/>
-                      <w:color w:val="1A1A1A"/>
-                      <w:sz w:val="19"/>
-                      <w:szCs w:val="19"/>
-                    </w:rPr>
                     <w:t xml:space="preserve">n</w:t>
                   </w:r>
                   <w:r>
                     <w:rPr>
                       <w:rFonts w:ascii="Avenir Next" w:hAnsi="Avenir Next" w:cs="Avenir Next" w:eastAsia="Avenir Next"/>
                       <w:color w:val="1A1A1A"/>
-                      <w:sz w:val="19"/>
+                      <w:sz w:val="22"/>
                       <w:szCs w:val="19"/>
                     </w:rPr>
                     <w:t xml:space="preserve"> + 4)</w:t>
@@ -4041,44 +4047,44 @@
                       <w:rFonts w:ascii="Avenir Next" w:hAnsi="Avenir Next" w:cs="Avenir Next" w:eastAsia="Avenir Next"/>
                       <w:b/>
                       <w:color w:val="003A70"/>
+                      <w:sz w:val="22"/>
+                      <w:szCs w:val="19"/>
+                    </w:rPr>
+                    <w:t xml:space="preserve">D</w:t>
+                  </w:r>
+                  <w:r>
+                    <w:rPr>
+                      <w:rFonts w:ascii="Avenir Next" w:hAnsi="Avenir Next" w:cs="Avenir Next" w:eastAsia="Avenir Next"/>
+                      <w:color w:val="1A1A1A"/>
                       <w:sz w:val="19"/>
                       <w:szCs w:val="19"/>
                     </w:rPr>
-                    <w:t xml:space="preserve">D</w:t>
-                  </w:r>
-                  <w:r>
-                    <w:rPr>
-                      <w:rFonts w:ascii="Avenir Next" w:hAnsi="Avenir Next" w:cs="Avenir Next" w:eastAsia="Avenir Next"/>
-                      <w:color w:val="1A1A1A"/>
-                      <w:sz w:val="19"/>
+                    <w:tab/>
+                  </w:r>
+                  <w:r>
+                    <w:rPr>
+                      <w:rFonts w:ascii="Avenir Next" w:hAnsi="Avenir Next" w:cs="Avenir Next" w:eastAsia="Avenir Next"/>
+                      <w:color w:val="1A1A1A"/>
+                      <w:sz w:val="22"/>
                       <w:szCs w:val="19"/>
                     </w:rPr>
-                    <w:tab/>
-                  </w:r>
-                  <w:r>
-                    <w:rPr>
-                      <w:rFonts w:ascii="Avenir Next" w:hAnsi="Avenir Next" w:cs="Avenir Next" w:eastAsia="Avenir Next"/>
-                      <w:color w:val="1A1A1A"/>
-                      <w:sz w:val="19"/>
+                    <w:t xml:space="preserve">4(2</w:t>
+                  </w:r>
+                  <w:r>
+                    <w:rPr>
+                      <w:rFonts w:ascii="Avenir Next" w:hAnsi="Avenir Next" w:cs="Avenir Next" w:eastAsia="Avenir Next"/>
+                      <w:i/>
+                      <w:color w:val="1A1A1A"/>
+                      <w:sz w:val="22"/>
                       <w:szCs w:val="19"/>
                     </w:rPr>
-                    <w:t xml:space="preserve">4(2</w:t>
-                  </w:r>
-                  <w:r>
-                    <w:rPr>
-                      <w:rFonts w:ascii="Avenir Next" w:hAnsi="Avenir Next" w:cs="Avenir Next" w:eastAsia="Avenir Next"/>
-                      <w:i/>
-                      <w:color w:val="1A1A1A"/>
-                      <w:sz w:val="19"/>
-                      <w:szCs w:val="19"/>
-                    </w:rPr>
                     <w:t xml:space="preserve">n</w:t>
                   </w:r>
                   <w:r>
                     <w:rPr>
                       <w:rFonts w:ascii="Avenir Next" w:hAnsi="Avenir Next" w:cs="Avenir Next" w:eastAsia="Avenir Next"/>
                       <w:color w:val="1A1A1A"/>
-                      <w:sz w:val="19"/>
+                      <w:sz w:val="22"/>
                       <w:szCs w:val="19"/>
                     </w:rPr>
                     <w:t xml:space="preserve"> + 12)</w:t>
@@ -4089,7 +4095,7 @@
           </w:tbl>
           <w:p>
             <w:pPr>
-              <w:spacing w:before="0" w:after="0" w:line="24" w:lineRule="auto"/>
+              <w:spacing w:before="0" w:after="0" w:line="50" w:lineRule="exact"/>
             </w:pPr>
           </w:p>
         </w:tc>
@@ -4097,12 +4103,12 @@
     </w:tbl>
     <w:p>
       <w:pPr>
-        <w:spacing w:before="0" w:after="0" w:line="20" w:lineRule="exact"/>
+        <w:spacing w:before="0" w:after="0" w:line="50" w:lineRule="exact"/>
       </w:pPr>
     </w:p>
     <w:p>
       <w:pPr>
-        <w:spacing w:before="0" w:after="0" w:line="20" w:lineRule="exact"/>
+        <w:spacing w:before="0" w:after="0" w:line="50" w:lineRule="exact"/>
       </w:pPr>
     </w:p>
     <w:tbl>
@@ -4152,25 +4158,25 @@
                 <w:rFonts w:ascii="Avenir Next" w:hAnsi="Avenir Next" w:cs="Avenir Next" w:eastAsia="Avenir Next"/>
                 <w:b/>
                 <w:color w:val="1A1A1A"/>
+                <w:sz w:val="22"/>
+                <w:szCs w:val="20"/>
+              </w:rPr>
+              <w:t xml:space="preserve">11.</w:t>
+            </w:r>
+            <w:r>
+              <w:rPr>
+                <w:rFonts w:ascii="Avenir Next" w:hAnsi="Avenir Next" w:cs="Avenir Next" w:eastAsia="Avenir Next"/>
+                <w:color w:val="1A1A1A"/>
                 <w:sz w:val="20"/>
                 <w:szCs w:val="20"/>
               </w:rPr>
-              <w:t xml:space="preserve">11.</w:t>
-            </w:r>
-            <w:r>
-              <w:rPr>
-                <w:rFonts w:ascii="Avenir Next" w:hAnsi="Avenir Next" w:cs="Avenir Next" w:eastAsia="Avenir Next"/>
-                <w:color w:val="1A1A1A"/>
-                <w:sz w:val="20"/>
-                <w:szCs w:val="20"/>
-              </w:rPr>
               <w:tab/>
             </w:r>
             <w:r>
               <w:rPr>
                 <w:rFonts w:ascii="Avenir Next" w:hAnsi="Avenir Next" w:cs="Avenir Next" w:eastAsia="Avenir Next"/>
                 <w:color w:val="1A1A1A"/>
-                <w:sz w:val="20"/>
+                <w:sz w:val="22"/>
                 <w:szCs w:val="20"/>
               </w:rPr>
               <w:t xml:space="preserve">To factor an expression with the GCF, you pull out the —</w:t>
@@ -4224,25 +4230,25 @@
                       <w:rFonts w:ascii="Avenir Next" w:hAnsi="Avenir Next" w:cs="Avenir Next" w:eastAsia="Avenir Next"/>
                       <w:b/>
                       <w:color w:val="003A70"/>
+                      <w:sz w:val="22"/>
+                      <w:szCs w:val="19"/>
+                    </w:rPr>
+                    <w:t xml:space="preserve">A</w:t>
+                  </w:r>
+                  <w:r>
+                    <w:rPr>
+                      <w:rFonts w:ascii="Avenir Next" w:hAnsi="Avenir Next" w:cs="Avenir Next" w:eastAsia="Avenir Next"/>
+                      <w:color w:val="1A1A1A"/>
                       <w:sz w:val="19"/>
                       <w:szCs w:val="19"/>
                     </w:rPr>
-                    <w:t xml:space="preserve">A</w:t>
-                  </w:r>
-                  <w:r>
-                    <w:rPr>
-                      <w:rFonts w:ascii="Avenir Next" w:hAnsi="Avenir Next" w:cs="Avenir Next" w:eastAsia="Avenir Next"/>
-                      <w:color w:val="1A1A1A"/>
-                      <w:sz w:val="19"/>
-                      <w:szCs w:val="19"/>
-                    </w:rPr>
                     <w:tab/>
                   </w:r>
                   <w:r>
                     <w:rPr>
                       <w:rFonts w:ascii="Avenir Next" w:hAnsi="Avenir Next" w:cs="Avenir Next" w:eastAsia="Avenir Next"/>
                       <w:color w:val="1A1A1A"/>
-                      <w:sz w:val="19"/>
+                      <w:sz w:val="22"/>
                       <w:szCs w:val="19"/>
                     </w:rPr>
                     <w:t xml:space="preserve">greatest common factor</w:t>
@@ -4267,25 +4273,25 @@
                       <w:rFonts w:ascii="Avenir Next" w:hAnsi="Avenir Next" w:cs="Avenir Next" w:eastAsia="Avenir Next"/>
                       <w:b/>
                       <w:color w:val="003A70"/>
+                      <w:sz w:val="22"/>
+                      <w:szCs w:val="19"/>
+                    </w:rPr>
+                    <w:t xml:space="preserve">B</w:t>
+                  </w:r>
+                  <w:r>
+                    <w:rPr>
+                      <w:rFonts w:ascii="Avenir Next" w:hAnsi="Avenir Next" w:cs="Avenir Next" w:eastAsia="Avenir Next"/>
+                      <w:color w:val="1A1A1A"/>
                       <w:sz w:val="19"/>
                       <w:szCs w:val="19"/>
                     </w:rPr>
-                    <w:t xml:space="preserve">B</w:t>
-                  </w:r>
-                  <w:r>
-                    <w:rPr>
-                      <w:rFonts w:ascii="Avenir Next" w:hAnsi="Avenir Next" w:cs="Avenir Next" w:eastAsia="Avenir Next"/>
-                      <w:color w:val="1A1A1A"/>
-                      <w:sz w:val="19"/>
-                      <w:szCs w:val="19"/>
-                    </w:rPr>
                     <w:tab/>
                   </w:r>
                   <w:r>
                     <w:rPr>
                       <w:rFonts w:ascii="Avenir Next" w:hAnsi="Avenir Next" w:cs="Avenir Next" w:eastAsia="Avenir Next"/>
                       <w:color w:val="1A1A1A"/>
-                      <w:sz w:val="19"/>
+                      <w:sz w:val="22"/>
                       <w:szCs w:val="19"/>
                     </w:rPr>
                     <w:t xml:space="preserve">least common multiple</w:t>
@@ -4315,25 +4321,25 @@
                       <w:rFonts w:ascii="Avenir Next" w:hAnsi="Avenir Next" w:cs="Avenir Next" w:eastAsia="Avenir Next"/>
                       <w:b/>
                       <w:color w:val="003A70"/>
+                      <w:sz w:val="22"/>
+                      <w:szCs w:val="19"/>
+                    </w:rPr>
+                    <w:t xml:space="preserve">C</w:t>
+                  </w:r>
+                  <w:r>
+                    <w:rPr>
+                      <w:rFonts w:ascii="Avenir Next" w:hAnsi="Avenir Next" w:cs="Avenir Next" w:eastAsia="Avenir Next"/>
+                      <w:color w:val="1A1A1A"/>
                       <w:sz w:val="19"/>
                       <w:szCs w:val="19"/>
                     </w:rPr>
-                    <w:t xml:space="preserve">C</w:t>
-                  </w:r>
-                  <w:r>
-                    <w:rPr>
-                      <w:rFonts w:ascii="Avenir Next" w:hAnsi="Avenir Next" w:cs="Avenir Next" w:eastAsia="Avenir Next"/>
-                      <w:color w:val="1A1A1A"/>
-                      <w:sz w:val="19"/>
-                      <w:szCs w:val="19"/>
-                    </w:rPr>
                     <w:tab/>
                   </w:r>
                   <w:r>
                     <w:rPr>
                       <w:rFonts w:ascii="Avenir Next" w:hAnsi="Avenir Next" w:cs="Avenir Next" w:eastAsia="Avenir Next"/>
                       <w:color w:val="1A1A1A"/>
-                      <w:sz w:val="19"/>
+                      <w:sz w:val="22"/>
                       <w:szCs w:val="19"/>
                     </w:rPr>
                     <w:t xml:space="preserve">largest term</w:t>
@@ -4358,25 +4364,25 @@
                       <w:rFonts w:ascii="Avenir Next" w:hAnsi="Avenir Next" w:cs="Avenir Next" w:eastAsia="Avenir Next"/>
                       <w:b/>
                       <w:color w:val="003A70"/>
+                      <w:sz w:val="22"/>
+                      <w:szCs w:val="19"/>
+                    </w:rPr>
+                    <w:t xml:space="preserve">D</w:t>
+                  </w:r>
+                  <w:r>
+                    <w:rPr>
+                      <w:rFonts w:ascii="Avenir Next" w:hAnsi="Avenir Next" w:cs="Avenir Next" w:eastAsia="Avenir Next"/>
+                      <w:color w:val="1A1A1A"/>
                       <w:sz w:val="19"/>
                       <w:szCs w:val="19"/>
                     </w:rPr>
-                    <w:t xml:space="preserve">D</w:t>
-                  </w:r>
-                  <w:r>
-                    <w:rPr>
-                      <w:rFonts w:ascii="Avenir Next" w:hAnsi="Avenir Next" w:cs="Avenir Next" w:eastAsia="Avenir Next"/>
-                      <w:color w:val="1A1A1A"/>
-                      <w:sz w:val="19"/>
-                      <w:szCs w:val="19"/>
-                    </w:rPr>
                     <w:tab/>
                   </w:r>
                   <w:r>
                     <w:rPr>
                       <w:rFonts w:ascii="Avenir Next" w:hAnsi="Avenir Next" w:cs="Avenir Next" w:eastAsia="Avenir Next"/>
                       <w:color w:val="1A1A1A"/>
-                      <w:sz w:val="19"/>
+                      <w:sz w:val="22"/>
                       <w:szCs w:val="19"/>
                     </w:rPr>
                     <w:t xml:space="preserve">variable</w:t>
@@ -4387,7 +4393,7 @@
           </w:tbl>
           <w:p>
             <w:pPr>
-              <w:spacing w:before="0" w:after="0" w:line="24" w:lineRule="auto"/>
+              <w:spacing w:before="0" w:after="0" w:line="50" w:lineRule="exact"/>
             </w:pPr>
           </w:p>
         </w:tc>
@@ -4395,11 +4401,12 @@
     </w:tbl>
     <w:p>
       <w:pPr>
-        <w:spacing w:before="0" w:after="0" w:line="20" w:lineRule="exact"/>
+        <w:spacing w:before="0" w:after="0" w:line="50" w:lineRule="exact"/>
       </w:pPr>
     </w:p>
     <w:p>
       <w:pPr>
+        <w:pStyle w:val="Heading2"/>
         <w:keepNext/>
         <w:pBdr>
           <w:bottom w:val="single" w:sz="8" w:space="3" w:color="003A70"/>
@@ -4415,7 +4422,7 @@
           <w:b/>
           <w:color w:val="003A70"/>
           <w:spacing w:val="14"/>
-          <w:sz w:val="19"/>
+          <w:sz w:val="22"/>
           <w:szCs w:val="19"/>
         </w:rPr>
         <w:t xml:space="preserve">SELF-CHECK CODE</w:t>
@@ -4434,7 +4441,7 @@
           <w:rFonts w:ascii="Avenir Next" w:hAnsi="Avenir Next" w:cs="Avenir Next" w:eastAsia="Avenir Next"/>
           <w:i/>
           <w:color w:val="5A5F66"/>
-          <w:sz w:val="17"/>
+          <w:sz w:val="22"/>
           <w:szCs w:val="17"/>
         </w:rPr>
         <w:t xml:space="preserve">find your answer · copy its letter into that problem’s box · spell a math word</w:t>
@@ -4492,7 +4499,7 @@
                 <w:rFonts w:ascii="Avenir Next" w:hAnsi="Avenir Next" w:cs="Avenir Next" w:eastAsia="Avenir Next"/>
                 <w:b/>
                 <w:color w:val="1A1A1A"/>
-                <w:sz w:val="18"/>
+                <w:sz w:val="22"/>
                 <w:szCs w:val="18"/>
               </w:rPr>
               <w:t xml:space="preserve">6x + 9</w:t>
@@ -4508,7 +4515,7 @@
                 <w:rFonts w:ascii="Avenir Next" w:hAnsi="Avenir Next" w:cs="Avenir Next" w:eastAsia="Avenir Next"/>
                 <w:b/>
                 <w:color w:val="003A70"/>
-                <w:sz w:val="18"/>
+                <w:sz w:val="22"/>
                 <w:szCs w:val="18"/>
               </w:rPr>
               <w:t xml:space="preserve">Q</w:t>
@@ -4531,7 +4538,7 @@
                 <w:rFonts w:ascii="Avenir Next" w:hAnsi="Avenir Next" w:cs="Avenir Next" w:eastAsia="Avenir Next"/>
                 <w:b/>
                 <w:color w:val="1A1A1A"/>
-                <w:sz w:val="18"/>
+                <w:sz w:val="22"/>
                 <w:szCs w:val="18"/>
               </w:rPr>
               <w:t xml:space="preserve">7</w:t>
@@ -4547,7 +4554,7 @@
                 <w:rFonts w:ascii="Avenir Next" w:hAnsi="Avenir Next" w:cs="Avenir Next" w:eastAsia="Avenir Next"/>
                 <w:b/>
                 <w:color w:val="003A70"/>
-                <w:sz w:val="18"/>
+                <w:sz w:val="22"/>
                 <w:szCs w:val="18"/>
               </w:rPr>
               <w:t xml:space="preserve">O</w:t>
@@ -4570,7 +4577,7 @@
                 <w:rFonts w:ascii="Avenir Next" w:hAnsi="Avenir Next" w:cs="Avenir Next" w:eastAsia="Avenir Next"/>
                 <w:b/>
                 <w:color w:val="1A1A1A"/>
-                <w:sz w:val="18"/>
+                <w:sz w:val="22"/>
                 <w:szCs w:val="18"/>
               </w:rPr>
               <w:t xml:space="preserve">6x + 18</w:t>
@@ -4586,7 +4593,7 @@
                 <w:rFonts w:ascii="Avenir Next" w:hAnsi="Avenir Next" w:cs="Avenir Next" w:eastAsia="Avenir Next"/>
                 <w:b/>
                 <w:color w:val="003A70"/>
-                <w:sz w:val="18"/>
+                <w:sz w:val="22"/>
                 <w:szCs w:val="18"/>
               </w:rPr>
               <w:t xml:space="preserve">D</w:t>
@@ -4609,7 +4616,7 @@
                 <w:rFonts w:ascii="Avenir Next" w:hAnsi="Avenir Next" w:cs="Avenir Next" w:eastAsia="Avenir Next"/>
                 <w:b/>
                 <w:color w:val="1A1A1A"/>
-                <w:sz w:val="18"/>
+                <w:sz w:val="22"/>
                 <w:szCs w:val="18"/>
               </w:rPr>
               <w:t xml:space="preserve">12d + 15</w:t>
@@ -4625,7 +4632,7 @@
                 <w:rFonts w:ascii="Avenir Next" w:hAnsi="Avenir Next" w:cs="Avenir Next" w:eastAsia="Avenir Next"/>
                 <w:b/>
                 <w:color w:val="003A70"/>
-                <w:sz w:val="18"/>
+                <w:sz w:val="22"/>
                 <w:szCs w:val="18"/>
               </w:rPr>
               <w:t xml:space="preserve">P</w:t>
@@ -4648,7 +4655,7 @@
                 <w:rFonts w:ascii="Avenir Next" w:hAnsi="Avenir Next" w:cs="Avenir Next" w:eastAsia="Avenir Next"/>
                 <w:b/>
                 <w:color w:val="1A1A1A"/>
-                <w:sz w:val="18"/>
+                <w:sz w:val="22"/>
                 <w:szCs w:val="18"/>
               </w:rPr>
               <w:t xml:space="preserve">9(2y + 5)</w:t>
@@ -4664,7 +4671,7 @@
                 <w:rFonts w:ascii="Avenir Next" w:hAnsi="Avenir Next" w:cs="Avenir Next" w:eastAsia="Avenir Next"/>
                 <w:b/>
                 <w:color w:val="003A70"/>
-                <w:sz w:val="18"/>
+                <w:sz w:val="22"/>
                 <w:szCs w:val="18"/>
               </w:rPr>
               <w:t xml:space="preserve">C</w:t>
@@ -4687,7 +4694,7 @@
                 <w:rFonts w:ascii="Avenir Next" w:hAnsi="Avenir Next" w:cs="Avenir Next" w:eastAsia="Avenir Next"/>
                 <w:b/>
                 <w:color w:val="1A1A1A"/>
-                <w:sz w:val="18"/>
+                <w:sz w:val="22"/>
                 <w:szCs w:val="18"/>
               </w:rPr>
               <w:t xml:space="preserve">8z + 15</w:t>
@@ -4703,7 +4710,7 @@
                 <w:rFonts w:ascii="Avenir Next" w:hAnsi="Avenir Next" w:cs="Avenir Next" w:eastAsia="Avenir Next"/>
                 <w:b/>
                 <w:color w:val="003A70"/>
-                <w:sz w:val="18"/>
+                <w:sz w:val="22"/>
                 <w:szCs w:val="18"/>
               </w:rPr>
               <w:t xml:space="preserve">U</w:t>
@@ -4726,7 +4733,7 @@
                 <w:rFonts w:ascii="Avenir Next" w:hAnsi="Avenir Next" w:cs="Avenir Next" w:eastAsia="Avenir Next"/>
                 <w:b/>
                 <w:color w:val="1A1A1A"/>
-                <w:sz w:val="18"/>
+                <w:sz w:val="22"/>
                 <w:szCs w:val="18"/>
               </w:rPr>
               <w:t xml:space="preserve">8z + 3</w:t>
@@ -4742,7 +4749,7 @@
                 <w:rFonts w:ascii="Avenir Next" w:hAnsi="Avenir Next" w:cs="Avenir Next" w:eastAsia="Avenir Next"/>
                 <w:b/>
                 <w:color w:val="003A70"/>
-                <w:sz w:val="18"/>
+                <w:sz w:val="22"/>
                 <w:szCs w:val="18"/>
               </w:rPr>
               <w:t xml:space="preserve">Z</w:t>
@@ -4765,7 +4772,7 @@
                 <w:rFonts w:ascii="Avenir Next" w:hAnsi="Avenir Next" w:cs="Avenir Next" w:eastAsia="Avenir Next"/>
                 <w:b/>
                 <w:color w:val="1A1A1A"/>
-                <w:sz w:val="18"/>
+                <w:sz w:val="22"/>
                 <w:szCs w:val="18"/>
               </w:rPr>
               <w:t xml:space="preserve">6(4q + 3)</w:t>
@@ -4781,7 +4788,7 @@
                 <w:rFonts w:ascii="Avenir Next" w:hAnsi="Avenir Next" w:cs="Avenir Next" w:eastAsia="Avenir Next"/>
                 <w:b/>
                 <w:color w:val="003A70"/>
-                <w:sz w:val="18"/>
+                <w:sz w:val="22"/>
                 <w:szCs w:val="18"/>
               </w:rPr>
               <w:t xml:space="preserve">R</w:t>
@@ -4804,7 +4811,7 @@
                 <w:rFonts w:ascii="Avenir Next" w:hAnsi="Avenir Next" w:cs="Avenir Next" w:eastAsia="Avenir Next"/>
                 <w:b/>
                 <w:color w:val="1A1A1A"/>
-                <w:sz w:val="18"/>
+                <w:sz w:val="22"/>
                 <w:szCs w:val="18"/>
               </w:rPr>
               <w:t xml:space="preserve">102</w:t>
@@ -4820,7 +4827,7 @@
                 <w:rFonts w:ascii="Avenir Next" w:hAnsi="Avenir Next" w:cs="Avenir Next" w:eastAsia="Avenir Next"/>
                 <w:b/>
                 <w:color w:val="003A70"/>
-                <w:sz w:val="18"/>
+                <w:sz w:val="22"/>
                 <w:szCs w:val="18"/>
               </w:rPr>
               <w:t xml:space="preserve">T</w:t>
@@ -4831,7 +4838,7 @@
     </w:tbl>
     <w:p>
       <w:pPr>
-        <w:spacing w:before="0" w:after="0" w:line="60" w:lineRule="auto"/>
+        <w:spacing w:before="0" w:after="0" w:line="50" w:lineRule="exact"/>
       </w:pPr>
     </w:p>
     <w:tbl>
@@ -5020,7 +5027,7 @@
     </w:tbl>
     <w:p>
       <w:pPr>
-        <w:spacing w:before="0" w:after="0" w:line="40" w:lineRule="auto"/>
+        <w:spacing w:before="0" w:after="0" w:line="50" w:lineRule="exact"/>
       </w:pPr>
     </w:p>
     <w:tbl>
@@ -5062,6 +5069,7 @@
           </w:tcPr>
           <w:p>
             <w:pPr>
+              <w:pStyle w:val="Heading2"/>
               <w:spacing w:before="0" w:after="0" w:line="240" w:lineRule="auto"/>
             </w:pPr>
             <w:r>
@@ -5099,7 +5107,7 @@
               <w:rPr>
                 <w:rFonts w:ascii="Avenir Next" w:hAnsi="Avenir Next" w:cs="Avenir Next" w:eastAsia="Avenir Next"/>
                 <w:color w:val="1A1A1A"/>
-                <w:sz w:val="17"/>
+                <w:sz w:val="22"/>
                 <w:szCs w:val="17"/>
               </w:rPr>
               <w:t xml:space="preserve">  I can do this on my own</w:t>
@@ -5128,7 +5136,7 @@
               <w:rPr>
                 <w:rFonts w:ascii="Avenir Next" w:hAnsi="Avenir Next" w:cs="Avenir Next" w:eastAsia="Avenir Next"/>
                 <w:color w:val="1A1A1A"/>
-                <w:sz w:val="17"/>
+                <w:sz w:val="22"/>
                 <w:szCs w:val="17"/>
               </w:rPr>
               <w:t xml:space="preserve">  I need a little help</w:t>
@@ -5157,7 +5165,7 @@
               <w:rPr>
                 <w:rFonts w:ascii="Avenir Next" w:hAnsi="Avenir Next" w:cs="Avenir Next" w:eastAsia="Avenir Next"/>
                 <w:color w:val="1A1A1A"/>
-                <w:sz w:val="17"/>
+                <w:sz w:val="22"/>
                 <w:szCs w:val="17"/>
               </w:rPr>
               <w:t xml:space="preserve">  I have a question about #</w:t>
@@ -5178,7 +5186,7 @@
     </w:tbl>
     <w:p>
       <w:pPr>
-        <w:spacing w:before="0" w:after="0" w:line="20" w:lineRule="exact"/>
+        <w:spacing w:before="0" w:after="0" w:line="50" w:lineRule="exact"/>
       </w:pPr>
     </w:p>
     <w:sectPr>
@@ -5264,7 +5272,106 @@
               <w:sz w:val="15"/>
               <w:szCs w:val="15"/>
             </w:rPr>
-            <w:t xml:space="preserve">Lesson 6-8  ·  Session 2  ·  Practice Form B</w:t>
+            <w:t xml:space="preserve">6-8 · Page </w:t>
+          </w:r>
+          <w:r>
+            <w:rPr>
+              <w:rFonts w:ascii="Avenir Next" w:hAnsi="Avenir Next" w:cs="Avenir Next" w:eastAsia="Avenir Next"/>
+              <w:color w:val="5A5F66"/>
+              <w:sz w:val="15"/>
+              <w:szCs w:val="15"/>
+            </w:rPr>
+            <w:fldChar w:fldCharType="begin"/>
+          </w:r>
+          <w:r>
+            <w:rPr>
+              <w:rFonts w:ascii="Avenir Next" w:hAnsi="Avenir Next" w:cs="Avenir Next" w:eastAsia="Avenir Next"/>
+              <w:color w:val="5A5F66"/>
+              <w:sz w:val="15"/>
+              <w:szCs w:val="15"/>
+            </w:rPr>
+            <w:instrText xml:space="preserve"> PAGE </w:instrText>
+          </w:r>
+          <w:r>
+            <w:rPr>
+              <w:rFonts w:ascii="Avenir Next" w:hAnsi="Avenir Next" w:cs="Avenir Next" w:eastAsia="Avenir Next"/>
+              <w:color w:val="5A5F66"/>
+              <w:sz w:val="15"/>
+              <w:szCs w:val="15"/>
+            </w:rPr>
+            <w:fldChar w:fldCharType="separate"/>
+          </w:r>
+          <w:r>
+            <w:rPr>
+              <w:rFonts w:ascii="Avenir Next" w:hAnsi="Avenir Next" w:cs="Avenir Next" w:eastAsia="Avenir Next"/>
+              <w:color w:val="5A5F66"/>
+              <w:sz w:val="15"/>
+              <w:szCs w:val="15"/>
+            </w:rPr>
+            <w:t xml:space="preserve">1</w:t>
+          </w:r>
+          <w:r>
+            <w:rPr>
+              <w:rFonts w:ascii="Avenir Next" w:hAnsi="Avenir Next" w:cs="Avenir Next" w:eastAsia="Avenir Next"/>
+              <w:color w:val="5A5F66"/>
+              <w:sz w:val="15"/>
+              <w:szCs w:val="15"/>
+            </w:rPr>
+            <w:fldChar w:fldCharType="end"/>
+          </w:r>
+          <w:r>
+            <w:rPr>
+              <w:rFonts w:ascii="Avenir Next" w:hAnsi="Avenir Next" w:cs="Avenir Next" w:eastAsia="Avenir Next"/>
+              <w:color w:val="5A5F66"/>
+              <w:sz w:val="15"/>
+              <w:szCs w:val="15"/>
+            </w:rPr>
+            <w:t xml:space="preserve"> of </w:t>
+          </w:r>
+          <w:r>
+            <w:rPr>
+              <w:rFonts w:ascii="Avenir Next" w:hAnsi="Avenir Next" w:cs="Avenir Next" w:eastAsia="Avenir Next"/>
+              <w:color w:val="5A5F66"/>
+              <w:sz w:val="15"/>
+              <w:szCs w:val="15"/>
+            </w:rPr>
+            <w:fldChar w:fldCharType="begin"/>
+          </w:r>
+          <w:r>
+            <w:rPr>
+              <w:rFonts w:ascii="Avenir Next" w:hAnsi="Avenir Next" w:cs="Avenir Next" w:eastAsia="Avenir Next"/>
+              <w:color w:val="5A5F66"/>
+              <w:sz w:val="15"/>
+              <w:szCs w:val="15"/>
+            </w:rPr>
+            <w:instrText xml:space="preserve"> NUMPAGES </w:instrText>
+          </w:r>
+          <w:r>
+            <w:rPr>
+              <w:rFonts w:ascii="Avenir Next" w:hAnsi="Avenir Next" w:cs="Avenir Next" w:eastAsia="Avenir Next"/>
+              <w:color w:val="5A5F66"/>
+              <w:sz w:val="15"/>
+              <w:szCs w:val="15"/>
+            </w:rPr>
+            <w:fldChar w:fldCharType="separate"/>
+          </w:r>
+          <w:r>
+            <w:rPr>
+              <w:rFonts w:ascii="Avenir Next" w:hAnsi="Avenir Next" w:cs="Avenir Next" w:eastAsia="Avenir Next"/>
+              <w:color w:val="5A5F66"/>
+              <w:sz w:val="15"/>
+              <w:szCs w:val="15"/>
+            </w:rPr>
+            <w:t xml:space="preserve">1</w:t>
+          </w:r>
+          <w:r>
+            <w:rPr>
+              <w:rFonts w:ascii="Avenir Next" w:hAnsi="Avenir Next" w:cs="Avenir Next" w:eastAsia="Avenir Next"/>
+              <w:color w:val="5A5F66"/>
+              <w:sz w:val="15"/>
+              <w:szCs w:val="15"/>
+            </w:rPr>
+            <w:fldChar w:fldCharType="end"/>
           </w:r>
         </w:p>
       </w:tc>
@@ -5307,5 +5414,23 @@
       </w:tblCellMar>
     </w:tblPr>
   </w:style>
+  <w:style w:type="paragraph" w:styleId="Heading1">
+    <w:name w:val="heading 1"/>
+    <w:basedOn w:val="Normal"/>
+    <w:pPr>
+      <w:outlineLvl w:val="0"/>
+      <w:keepNext w:val="0"/>
+      <w:keepLines w:val="0"/>
+    </w:pPr>
+  </w:style>
+  <w:style w:type="paragraph" w:styleId="Heading2">
+    <w:name w:val="heading 2"/>
+    <w:basedOn w:val="Normal"/>
+    <w:pPr>
+      <w:outlineLvl w:val="1"/>
+      <w:keepNext w:val="0"/>
+      <w:keepLines w:val="0"/>
+    </w:pPr>
+  </w:style>
 </w:styles>
 </file>